--- a/docs/Raceday_ERD.docx
+++ b/docs/Raceday_ERD.docx
@@ -2,6 +2,190 @@
 <file path=word/document.xml><?xml version="1.0" encoding="utf-8"?>
 <w:document xmlns:wpc="http://schemas.microsoft.com/office/word/2010/wordprocessingCanvas" xmlns:cx="http://schemas.microsoft.com/office/drawing/2014/chartex" xmlns:cx1="http://schemas.microsoft.com/office/drawing/2015/9/8/chartex" xmlns:cx2="http://schemas.microsoft.com/office/drawing/2015/10/21/chartex" xmlns:cx3="http://schemas.microsoft.com/office/drawing/2016/5/9/chartex" xmlns:cx4="http://schemas.microsoft.com/office/drawing/2016/5/10/chartex" xmlns:cx5="http://schemas.microsoft.com/office/drawing/2016/5/11/chartex" xmlns:cx6="http://schemas.microsoft.com/office/drawing/2016/5/12/chartex" xmlns:cx7="http://schemas.microsoft.com/office/drawing/2016/5/13/chartex" xmlns:cx8="http://schemas.microsoft.com/office/drawing/2016/5/14/chartex" xmlns:mc="http://schemas.openxmlformats.org/markup-compatibility/2006" xmlns:aink="http://schemas.microsoft.com/office/drawing/2016/ink" xmlns:am3d="http://schemas.microsoft.com/office/drawing/2017/model3d" xmlns:o="urn:schemas-microsoft-com:office:office" xmlns:r="http://schemas.openxmlformats.org/officeDocument/2006/relationships" xmlns:m="http://schemas.openxmlformats.org/officeDocument/2006/math" xmlns:v="urn:schemas-microsoft-com:vml" xmlns:wp14="http://schemas.microsoft.com/office/word/2010/wordprocessingDrawing" xmlns:wp="http://schemas.openxmlformats.org/drawingml/2006/wordprocessingDrawing" xmlns:w10="urn:schemas-microsoft-com:office:word" xmlns:w="http://schemas.openxmlformats.org/wordprocessingml/2006/main" xmlns:w14="http://schemas.microsoft.com/office/word/2010/wordml" xmlns:w15="http://schemas.microsoft.com/office/word/2012/wordml" xmlns:w16cex="http://schemas.microsoft.com/office/word/2018/wordml/cex" xmlns:w16cid="http://schemas.microsoft.com/office/word/2016/wordml/cid" xmlns:w16="http://schemas.microsoft.com/office/word/2018/wordml" xmlns:w16sdtdh="http://schemas.microsoft.com/office/word/2020/wordml/sdtdatahash" xmlns:w16se="http://schemas.microsoft.com/office/word/2015/wordml/symex" xmlns:wpg="http://schemas.microsoft.com/office/word/2010/wordprocessingGroup" xmlns:wpi="http://schemas.microsoft.com/office/word/2010/wordprocessingInk" xmlns:wne="http://schemas.microsoft.com/office/word/2006/wordml" xmlns:wps="http://schemas.microsoft.com/office/word/2010/wordprocessingShape" mc:Ignorable="w14 w15 w16se w16cid w16 w16cex w16sdtdh wp14">
   <w:body>
+    <w:tbl>
+      <w:tblPr>
+        <w:tblpPr w:leftFromText="180" w:rightFromText="180" w:horzAnchor="margin" w:tblpY="876"/>
+        <w:tblW w:w="0" w:type="auto"/>
+        <w:tblCellSpacing w:w="0" w:type="dxa"/>
+        <w:tblBorders>
+          <w:top w:val="outset" w:sz="6" w:space="0" w:color="auto"/>
+          <w:left w:val="outset" w:sz="6" w:space="0" w:color="auto"/>
+          <w:bottom w:val="outset" w:sz="6" w:space="0" w:color="auto"/>
+          <w:right w:val="outset" w:sz="6" w:space="0" w:color="auto"/>
+        </w:tblBorders>
+        <w:tblCellMar>
+          <w:top w:w="72" w:type="dxa"/>
+          <w:left w:w="72" w:type="dxa"/>
+          <w:bottom w:w="72" w:type="dxa"/>
+          <w:right w:w="72" w:type="dxa"/>
+        </w:tblCellMar>
+        <w:tblLook w:val="04A0" w:firstRow="1" w:lastRow="0" w:firstColumn="1" w:lastColumn="0" w:noHBand="0" w:noVBand="1"/>
+      </w:tblPr>
+      <w:tblGrid>
+        <w:gridCol w:w="4114"/>
+      </w:tblGrid>
+      <w:tr>
+        <w:trPr>
+          <w:tblCellSpacing w:w="0" w:type="dxa"/>
+        </w:trPr>
+        <w:tc>
+          <w:tcPr>
+            <w:tcW w:w="0" w:type="auto"/>
+            <w:tcBorders>
+              <w:top w:val="outset" w:sz="6" w:space="0" w:color="auto"/>
+              <w:left w:val="outset" w:sz="6" w:space="0" w:color="auto"/>
+              <w:bottom w:val="outset" w:sz="6" w:space="0" w:color="auto"/>
+              <w:right w:val="outset" w:sz="6" w:space="0" w:color="auto"/>
+            </w:tcBorders>
+            <w:shd w:val="clear" w:color="auto" w:fill="1F4E78"/>
+            <w:vAlign w:val="center"/>
+            <w:hideMark/>
+          </w:tcPr>
+          <w:p>
+            <w:pPr>
+              <w:rPr>
+                <w:rFonts w:eastAsia="Times New Roman"/>
+              </w:rPr>
+            </w:pPr>
+            <w:r>
+              <w:rPr>
+                <w:rFonts w:eastAsia="Times New Roman"/>
+                <w:b/>
+                <w:bCs/>
+                <w:color w:val="FFFFFF"/>
+              </w:rPr>
+              <w:t>Roles</w:t>
+            </w:r>
+          </w:p>
+        </w:tc>
+      </w:tr>
+      <w:tr>
+        <w:trPr>
+          <w:tblCellSpacing w:w="0" w:type="dxa"/>
+        </w:trPr>
+        <w:tc>
+          <w:tcPr>
+            <w:tcW w:w="0" w:type="auto"/>
+            <w:tcBorders>
+              <w:top w:val="outset" w:sz="6" w:space="0" w:color="auto"/>
+              <w:left w:val="outset" w:sz="6" w:space="0" w:color="auto"/>
+              <w:bottom w:val="outset" w:sz="6" w:space="0" w:color="auto"/>
+              <w:right w:val="outset" w:sz="6" w:space="0" w:color="auto"/>
+            </w:tcBorders>
+            <w:vAlign w:val="center"/>
+            <w:hideMark/>
+          </w:tcPr>
+          <w:p>
+            <w:pPr>
+              <w:rPr>
+                <w:rFonts w:eastAsia="Times New Roman"/>
+              </w:rPr>
+            </w:pPr>
+            <w:r>
+              <w:rPr>
+                <w:rFonts w:eastAsia="Times New Roman"/>
+                <w:b/>
+                <w:bCs/>
+              </w:rPr>
+              <w:t xml:space="preserve">PK </w:t>
+            </w:r>
+            <w:proofErr w:type="spellStart"/>
+            <w:proofErr w:type="gramStart"/>
+            <w:r>
+              <w:rPr>
+                <w:rFonts w:eastAsia="Times New Roman"/>
+                <w:b/>
+                <w:bCs/>
+              </w:rPr>
+              <w:t>RoleId</w:t>
+            </w:r>
+            <w:proofErr w:type="spellEnd"/>
+            <w:r>
+              <w:rPr>
+                <w:rFonts w:eastAsia="Times New Roman"/>
+              </w:rPr>
+              <w:t xml:space="preserve"> :</w:t>
+            </w:r>
+            <w:proofErr w:type="gramEnd"/>
+            <w:r>
+              <w:rPr>
+                <w:rFonts w:eastAsia="Times New Roman"/>
+              </w:rPr>
+              <w:t xml:space="preserve"> INT</w:t>
+            </w:r>
+          </w:p>
+        </w:tc>
+      </w:tr>
+      <w:tr>
+        <w:trPr>
+          <w:tblCellSpacing w:w="0" w:type="dxa"/>
+        </w:trPr>
+        <w:tc>
+          <w:tcPr>
+            <w:tcW w:w="0" w:type="auto"/>
+            <w:tcBorders>
+              <w:top w:val="outset" w:sz="6" w:space="0" w:color="auto"/>
+              <w:left w:val="outset" w:sz="6" w:space="0" w:color="auto"/>
+              <w:bottom w:val="outset" w:sz="6" w:space="0" w:color="auto"/>
+              <w:right w:val="outset" w:sz="6" w:space="0" w:color="auto"/>
+            </w:tcBorders>
+            <w:vAlign w:val="center"/>
+            <w:hideMark/>
+          </w:tcPr>
+          <w:p>
+            <w:pPr>
+              <w:rPr>
+                <w:rFonts w:eastAsia="Times New Roman"/>
+              </w:rPr>
+            </w:pPr>
+            <w:proofErr w:type="spellStart"/>
+            <w:proofErr w:type="gramStart"/>
+            <w:r>
+              <w:rPr>
+                <w:rFonts w:eastAsia="Times New Roman"/>
+              </w:rPr>
+              <w:t>RoleName</w:t>
+            </w:r>
+            <w:proofErr w:type="spellEnd"/>
+            <w:r>
+              <w:rPr>
+                <w:rFonts w:eastAsia="Times New Roman"/>
+              </w:rPr>
+              <w:t xml:space="preserve"> :</w:t>
+            </w:r>
+            <w:proofErr w:type="gramEnd"/>
+            <w:r>
+              <w:rPr>
+                <w:rFonts w:eastAsia="Times New Roman"/>
+              </w:rPr>
+              <w:t xml:space="preserve"> NVARCHAR(30) UNIQUE</w:t>
+            </w:r>
+          </w:p>
+        </w:tc>
+      </w:tr>
+    </w:tbl>
+    <w:p/>
+    <w:p>
+      <w:r>
+        <w:rPr>
+          <w:lang w:val="en-US"/>
+        </w:rPr>
+        <w:t xml:space="preserve">Section </w:t>
+      </w:r>
+      <w:r>
+        <w:rPr>
+          <w:lang w:val="en-US"/>
+        </w:rPr>
+        <w:t>A</w:t>
+      </w:r>
+    </w:p>
+    <w:p/>
+    <w:p/>
+    <w:p/>
+    <w:p/>
+    <w:p/>
+    <w:p/>
+    <w:p/>
     <w:tbl>
       <w:tblPr>
         <w:tblW w:w="0" w:type="auto"/>
@@ -21,7 +205,7 @@
         <w:tblLook w:val="04A0" w:firstRow="1" w:lastRow="0" w:firstColumn="1" w:lastColumn="0" w:noHBand="0" w:noVBand="1"/>
       </w:tblPr>
       <w:tblGrid>
-        <w:gridCol w:w="4114"/>
+        <w:gridCol w:w="3827"/>
       </w:tblGrid>
       <w:tr>
         <w:trPr>
@@ -53,7 +237,7 @@
                 <w:bCs/>
                 <w:color w:val="FFFFFF"/>
               </w:rPr>
-              <w:t>Roles</w:t>
+              <w:t>Users</w:t>
             </w:r>
           </w:p>
         </w:tc>
@@ -86,44 +270,440 @@
                 <w:b/>
                 <w:bCs/>
               </w:rPr>
-              <w:t>PK RoleId</w:t>
-            </w:r>
-            <w:r>
-              <w:rPr>
-                <w:rFonts w:eastAsia="Times New Roman"/>
-              </w:rPr>
-              <w:t xml:space="preserve"> : INT</w:t>
-            </w:r>
-          </w:p>
-        </w:tc>
-      </w:tr>
-      <w:tr>
-        <w:trPr>
-          <w:tblCellSpacing w:w="0" w:type="dxa"/>
-        </w:trPr>
-        <w:tc>
-          <w:tcPr>
-            <w:tcW w:w="0" w:type="auto"/>
-            <w:tcBorders>
-              <w:top w:val="outset" w:sz="6" w:space="0" w:color="auto"/>
-              <w:left w:val="outset" w:sz="6" w:space="0" w:color="auto"/>
-              <w:bottom w:val="outset" w:sz="6" w:space="0" w:color="auto"/>
-              <w:right w:val="outset" w:sz="6" w:space="0" w:color="auto"/>
-            </w:tcBorders>
-            <w:vAlign w:val="center"/>
-            <w:hideMark/>
-          </w:tcPr>
-          <w:p>
-            <w:pPr>
-              <w:rPr>
-                <w:rFonts w:eastAsia="Times New Roman"/>
-              </w:rPr>
-            </w:pPr>
-            <w:r>
-              <w:rPr>
-                <w:rFonts w:eastAsia="Times New Roman"/>
-              </w:rPr>
-              <w:t>RoleName : NVARCHAR(30) UNIQUE</w:t>
+              <w:t xml:space="preserve">PK </w:t>
+            </w:r>
+            <w:proofErr w:type="spellStart"/>
+            <w:proofErr w:type="gramStart"/>
+            <w:r>
+              <w:rPr>
+                <w:rFonts w:eastAsia="Times New Roman"/>
+                <w:b/>
+                <w:bCs/>
+              </w:rPr>
+              <w:t>UserId</w:t>
+            </w:r>
+            <w:proofErr w:type="spellEnd"/>
+            <w:r>
+              <w:rPr>
+                <w:rFonts w:eastAsia="Times New Roman"/>
+              </w:rPr>
+              <w:t xml:space="preserve"> :</w:t>
+            </w:r>
+            <w:proofErr w:type="gramEnd"/>
+            <w:r>
+              <w:rPr>
+                <w:rFonts w:eastAsia="Times New Roman"/>
+              </w:rPr>
+              <w:t xml:space="preserve"> INT</w:t>
+            </w:r>
+          </w:p>
+        </w:tc>
+      </w:tr>
+      <w:tr>
+        <w:trPr>
+          <w:tblCellSpacing w:w="0" w:type="dxa"/>
+        </w:trPr>
+        <w:tc>
+          <w:tcPr>
+            <w:tcW w:w="0" w:type="auto"/>
+            <w:tcBorders>
+              <w:top w:val="outset" w:sz="6" w:space="0" w:color="auto"/>
+              <w:left w:val="outset" w:sz="6" w:space="0" w:color="auto"/>
+              <w:bottom w:val="outset" w:sz="6" w:space="0" w:color="auto"/>
+              <w:right w:val="outset" w:sz="6" w:space="0" w:color="auto"/>
+            </w:tcBorders>
+            <w:vAlign w:val="center"/>
+            <w:hideMark/>
+          </w:tcPr>
+          <w:p>
+            <w:pPr>
+              <w:rPr>
+                <w:rFonts w:eastAsia="Times New Roman"/>
+              </w:rPr>
+            </w:pPr>
+            <w:r>
+              <w:rPr>
+                <w:rFonts w:eastAsia="Times New Roman"/>
+                <w:b/>
+                <w:bCs/>
+              </w:rPr>
+              <w:t xml:space="preserve">FK </w:t>
+            </w:r>
+            <w:proofErr w:type="spellStart"/>
+            <w:proofErr w:type="gramStart"/>
+            <w:r>
+              <w:rPr>
+                <w:rFonts w:eastAsia="Times New Roman"/>
+                <w:b/>
+                <w:bCs/>
+              </w:rPr>
+              <w:t>RoleId</w:t>
+            </w:r>
+            <w:proofErr w:type="spellEnd"/>
+            <w:r>
+              <w:rPr>
+                <w:rFonts w:eastAsia="Times New Roman"/>
+              </w:rPr>
+              <w:t xml:space="preserve"> :</w:t>
+            </w:r>
+            <w:proofErr w:type="gramEnd"/>
+            <w:r>
+              <w:rPr>
+                <w:rFonts w:eastAsia="Times New Roman"/>
+              </w:rPr>
+              <w:t xml:space="preserve"> INT</w:t>
+            </w:r>
+          </w:p>
+        </w:tc>
+      </w:tr>
+      <w:tr>
+        <w:trPr>
+          <w:tblCellSpacing w:w="0" w:type="dxa"/>
+        </w:trPr>
+        <w:tc>
+          <w:tcPr>
+            <w:tcW w:w="0" w:type="auto"/>
+            <w:tcBorders>
+              <w:top w:val="outset" w:sz="6" w:space="0" w:color="auto"/>
+              <w:left w:val="outset" w:sz="6" w:space="0" w:color="auto"/>
+              <w:bottom w:val="outset" w:sz="6" w:space="0" w:color="auto"/>
+              <w:right w:val="outset" w:sz="6" w:space="0" w:color="auto"/>
+            </w:tcBorders>
+            <w:vAlign w:val="center"/>
+            <w:hideMark/>
+          </w:tcPr>
+          <w:p>
+            <w:pPr>
+              <w:rPr>
+                <w:rFonts w:eastAsia="Times New Roman"/>
+              </w:rPr>
+            </w:pPr>
+            <w:proofErr w:type="gramStart"/>
+            <w:r>
+              <w:rPr>
+                <w:rFonts w:eastAsia="Times New Roman"/>
+              </w:rPr>
+              <w:t>FirstName :</w:t>
+            </w:r>
+            <w:proofErr w:type="gramEnd"/>
+            <w:r>
+              <w:rPr>
+                <w:rFonts w:eastAsia="Times New Roman"/>
+              </w:rPr>
+              <w:t xml:space="preserve"> VARCHAR(80)</w:t>
+            </w:r>
+          </w:p>
+        </w:tc>
+      </w:tr>
+      <w:tr>
+        <w:trPr>
+          <w:tblCellSpacing w:w="0" w:type="dxa"/>
+        </w:trPr>
+        <w:tc>
+          <w:tcPr>
+            <w:tcW w:w="0" w:type="auto"/>
+            <w:tcBorders>
+              <w:top w:val="outset" w:sz="6" w:space="0" w:color="auto"/>
+              <w:left w:val="outset" w:sz="6" w:space="0" w:color="auto"/>
+              <w:bottom w:val="outset" w:sz="6" w:space="0" w:color="auto"/>
+              <w:right w:val="outset" w:sz="6" w:space="0" w:color="auto"/>
+            </w:tcBorders>
+            <w:vAlign w:val="center"/>
+            <w:hideMark/>
+          </w:tcPr>
+          <w:p>
+            <w:pPr>
+              <w:rPr>
+                <w:rFonts w:eastAsia="Times New Roman"/>
+              </w:rPr>
+            </w:pPr>
+            <w:proofErr w:type="gramStart"/>
+            <w:r>
+              <w:rPr>
+                <w:rFonts w:eastAsia="Times New Roman"/>
+              </w:rPr>
+              <w:t>LastName :</w:t>
+            </w:r>
+            <w:proofErr w:type="gramEnd"/>
+            <w:r>
+              <w:rPr>
+                <w:rFonts w:eastAsia="Times New Roman"/>
+              </w:rPr>
+              <w:t xml:space="preserve"> VARCHAR(80)</w:t>
+            </w:r>
+          </w:p>
+        </w:tc>
+      </w:tr>
+      <w:tr>
+        <w:trPr>
+          <w:tblCellSpacing w:w="0" w:type="dxa"/>
+        </w:trPr>
+        <w:tc>
+          <w:tcPr>
+            <w:tcW w:w="0" w:type="auto"/>
+            <w:tcBorders>
+              <w:top w:val="outset" w:sz="6" w:space="0" w:color="auto"/>
+              <w:left w:val="outset" w:sz="6" w:space="0" w:color="auto"/>
+              <w:bottom w:val="outset" w:sz="6" w:space="0" w:color="auto"/>
+              <w:right w:val="outset" w:sz="6" w:space="0" w:color="auto"/>
+            </w:tcBorders>
+            <w:vAlign w:val="center"/>
+            <w:hideMark/>
+          </w:tcPr>
+          <w:p>
+            <w:pPr>
+              <w:rPr>
+                <w:rFonts w:eastAsia="Times New Roman"/>
+              </w:rPr>
+            </w:pPr>
+            <w:proofErr w:type="gramStart"/>
+            <w:r>
+              <w:rPr>
+                <w:rFonts w:eastAsia="Times New Roman"/>
+              </w:rPr>
+              <w:t>Email :</w:t>
+            </w:r>
+            <w:proofErr w:type="gramEnd"/>
+            <w:r>
+              <w:rPr>
+                <w:rFonts w:eastAsia="Times New Roman"/>
+              </w:rPr>
+              <w:t xml:space="preserve"> NVARCHAR(255) UNIQUE</w:t>
+            </w:r>
+          </w:p>
+        </w:tc>
+      </w:tr>
+      <w:tr>
+        <w:trPr>
+          <w:tblCellSpacing w:w="0" w:type="dxa"/>
+        </w:trPr>
+        <w:tc>
+          <w:tcPr>
+            <w:tcW w:w="0" w:type="auto"/>
+            <w:tcBorders>
+              <w:top w:val="outset" w:sz="6" w:space="0" w:color="auto"/>
+              <w:left w:val="outset" w:sz="6" w:space="0" w:color="auto"/>
+              <w:bottom w:val="outset" w:sz="6" w:space="0" w:color="auto"/>
+              <w:right w:val="outset" w:sz="6" w:space="0" w:color="auto"/>
+            </w:tcBorders>
+            <w:vAlign w:val="center"/>
+            <w:hideMark/>
+          </w:tcPr>
+          <w:p>
+            <w:pPr>
+              <w:rPr>
+                <w:rFonts w:eastAsia="Times New Roman"/>
+              </w:rPr>
+            </w:pPr>
+            <w:proofErr w:type="spellStart"/>
+            <w:proofErr w:type="gramStart"/>
+            <w:r>
+              <w:rPr>
+                <w:rFonts w:eastAsia="Times New Roman"/>
+              </w:rPr>
+              <w:t>PasswordHash</w:t>
+            </w:r>
+            <w:proofErr w:type="spellEnd"/>
+            <w:r>
+              <w:rPr>
+                <w:rFonts w:eastAsia="Times New Roman"/>
+              </w:rPr>
+              <w:t xml:space="preserve"> :</w:t>
+            </w:r>
+            <w:proofErr w:type="gramEnd"/>
+            <w:r>
+              <w:rPr>
+                <w:rFonts w:eastAsia="Times New Roman"/>
+              </w:rPr>
+              <w:t xml:space="preserve"> VARCHAR(500)</w:t>
+            </w:r>
+          </w:p>
+        </w:tc>
+      </w:tr>
+      <w:tr>
+        <w:trPr>
+          <w:tblCellSpacing w:w="0" w:type="dxa"/>
+        </w:trPr>
+        <w:tc>
+          <w:tcPr>
+            <w:tcW w:w="0" w:type="auto"/>
+            <w:tcBorders>
+              <w:top w:val="outset" w:sz="6" w:space="0" w:color="auto"/>
+              <w:left w:val="outset" w:sz="6" w:space="0" w:color="auto"/>
+              <w:bottom w:val="outset" w:sz="6" w:space="0" w:color="auto"/>
+              <w:right w:val="outset" w:sz="6" w:space="0" w:color="auto"/>
+            </w:tcBorders>
+            <w:vAlign w:val="center"/>
+            <w:hideMark/>
+          </w:tcPr>
+          <w:p>
+            <w:pPr>
+              <w:rPr>
+                <w:rFonts w:eastAsia="Times New Roman"/>
+              </w:rPr>
+            </w:pPr>
+            <w:proofErr w:type="spellStart"/>
+            <w:proofErr w:type="gramStart"/>
+            <w:r>
+              <w:rPr>
+                <w:rFonts w:eastAsia="Times New Roman"/>
+              </w:rPr>
+              <w:t>PhoneNumber</w:t>
+            </w:r>
+            <w:proofErr w:type="spellEnd"/>
+            <w:r>
+              <w:rPr>
+                <w:rFonts w:eastAsia="Times New Roman"/>
+              </w:rPr>
+              <w:t xml:space="preserve"> :</w:t>
+            </w:r>
+            <w:proofErr w:type="gramEnd"/>
+            <w:r>
+              <w:rPr>
+                <w:rFonts w:eastAsia="Times New Roman"/>
+              </w:rPr>
+              <w:t xml:space="preserve"> VARCHAR(30)</w:t>
+            </w:r>
+          </w:p>
+        </w:tc>
+      </w:tr>
+      <w:tr>
+        <w:trPr>
+          <w:tblCellSpacing w:w="0" w:type="dxa"/>
+        </w:trPr>
+        <w:tc>
+          <w:tcPr>
+            <w:tcW w:w="0" w:type="auto"/>
+            <w:tcBorders>
+              <w:top w:val="outset" w:sz="6" w:space="0" w:color="auto"/>
+              <w:left w:val="outset" w:sz="6" w:space="0" w:color="auto"/>
+              <w:bottom w:val="outset" w:sz="6" w:space="0" w:color="auto"/>
+              <w:right w:val="outset" w:sz="6" w:space="0" w:color="auto"/>
+            </w:tcBorders>
+            <w:vAlign w:val="center"/>
+            <w:hideMark/>
+          </w:tcPr>
+          <w:p>
+            <w:pPr>
+              <w:rPr>
+                <w:rFonts w:eastAsia="Times New Roman"/>
+              </w:rPr>
+            </w:pPr>
+            <w:proofErr w:type="spellStart"/>
+            <w:proofErr w:type="gramStart"/>
+            <w:r>
+              <w:rPr>
+                <w:rFonts w:eastAsia="Times New Roman"/>
+              </w:rPr>
+              <w:t>DateOfBirth</w:t>
+            </w:r>
+            <w:proofErr w:type="spellEnd"/>
+            <w:r>
+              <w:rPr>
+                <w:rFonts w:eastAsia="Times New Roman"/>
+              </w:rPr>
+              <w:t xml:space="preserve"> :</w:t>
+            </w:r>
+            <w:proofErr w:type="gramEnd"/>
+            <w:r>
+              <w:rPr>
+                <w:rFonts w:eastAsia="Times New Roman"/>
+              </w:rPr>
+              <w:t xml:space="preserve"> DATE</w:t>
+            </w:r>
+          </w:p>
+        </w:tc>
+      </w:tr>
+      <w:tr>
+        <w:trPr>
+          <w:tblCellSpacing w:w="0" w:type="dxa"/>
+        </w:trPr>
+        <w:tc>
+          <w:tcPr>
+            <w:tcW w:w="0" w:type="auto"/>
+            <w:tcBorders>
+              <w:top w:val="outset" w:sz="6" w:space="0" w:color="auto"/>
+              <w:left w:val="outset" w:sz="6" w:space="0" w:color="auto"/>
+              <w:bottom w:val="outset" w:sz="6" w:space="0" w:color="auto"/>
+              <w:right w:val="outset" w:sz="6" w:space="0" w:color="auto"/>
+            </w:tcBorders>
+            <w:vAlign w:val="center"/>
+            <w:hideMark/>
+          </w:tcPr>
+          <w:p>
+            <w:pPr>
+              <w:rPr>
+                <w:rFonts w:eastAsia="Times New Roman"/>
+              </w:rPr>
+            </w:pPr>
+            <w:proofErr w:type="spellStart"/>
+            <w:proofErr w:type="gramStart"/>
+            <w:r>
+              <w:rPr>
+                <w:rFonts w:eastAsia="Times New Roman"/>
+              </w:rPr>
+              <w:t>ProfilePictureUrl</w:t>
+            </w:r>
+            <w:proofErr w:type="spellEnd"/>
+            <w:r>
+              <w:rPr>
+                <w:rFonts w:eastAsia="Times New Roman"/>
+              </w:rPr>
+              <w:t xml:space="preserve"> :</w:t>
+            </w:r>
+            <w:proofErr w:type="gramEnd"/>
+            <w:r>
+              <w:rPr>
+                <w:rFonts w:eastAsia="Times New Roman"/>
+              </w:rPr>
+              <w:t xml:space="preserve"> VARCHAR(1000)</w:t>
+            </w:r>
+          </w:p>
+        </w:tc>
+      </w:tr>
+      <w:tr>
+        <w:trPr>
+          <w:tblCellSpacing w:w="0" w:type="dxa"/>
+        </w:trPr>
+        <w:tc>
+          <w:tcPr>
+            <w:tcW w:w="0" w:type="auto"/>
+            <w:tcBorders>
+              <w:top w:val="outset" w:sz="6" w:space="0" w:color="auto"/>
+              <w:left w:val="outset" w:sz="6" w:space="0" w:color="auto"/>
+              <w:bottom w:val="outset" w:sz="6" w:space="0" w:color="auto"/>
+              <w:right w:val="outset" w:sz="6" w:space="0" w:color="auto"/>
+            </w:tcBorders>
+            <w:vAlign w:val="center"/>
+            <w:hideMark/>
+          </w:tcPr>
+          <w:p>
+            <w:pPr>
+              <w:rPr>
+                <w:rFonts w:eastAsia="Times New Roman"/>
+              </w:rPr>
+            </w:pPr>
+            <w:proofErr w:type="spellStart"/>
+            <w:proofErr w:type="gramStart"/>
+            <w:r>
+              <w:rPr>
+                <w:rFonts w:eastAsia="Times New Roman"/>
+              </w:rPr>
+              <w:t>CreatedAt</w:t>
+            </w:r>
+            <w:proofErr w:type="spellEnd"/>
+            <w:r>
+              <w:rPr>
+                <w:rFonts w:eastAsia="Times New Roman"/>
+              </w:rPr>
+              <w:t xml:space="preserve"> :</w:t>
+            </w:r>
+            <w:proofErr w:type="gramEnd"/>
+            <w:r>
+              <w:rPr>
+                <w:rFonts w:eastAsia="Times New Roman"/>
+              </w:rPr>
+              <w:t xml:space="preserve"> DATETIME2</w:t>
             </w:r>
           </w:p>
         </w:tc>
@@ -214,341 +794,48 @@
                 <w:b/>
                 <w:bCs/>
               </w:rPr>
-              <w:t>PK UserId</w:t>
-            </w:r>
-            <w:r>
-              <w:rPr>
-                <w:rFonts w:eastAsia="Times New Roman"/>
-              </w:rPr>
-              <w:t xml:space="preserve"> : INT</w:t>
-            </w:r>
-          </w:p>
-        </w:tc>
-      </w:tr>
-      <w:tr>
-        <w:trPr>
-          <w:tblCellSpacing w:w="0" w:type="dxa"/>
-        </w:trPr>
-        <w:tc>
-          <w:tcPr>
-            <w:tcW w:w="0" w:type="auto"/>
-            <w:tcBorders>
-              <w:top w:val="outset" w:sz="6" w:space="0" w:color="auto"/>
-              <w:left w:val="outset" w:sz="6" w:space="0" w:color="auto"/>
-              <w:bottom w:val="outset" w:sz="6" w:space="0" w:color="auto"/>
-              <w:right w:val="outset" w:sz="6" w:space="0" w:color="auto"/>
-            </w:tcBorders>
-            <w:vAlign w:val="center"/>
-            <w:hideMark/>
-          </w:tcPr>
-          <w:p>
-            <w:pPr>
-              <w:rPr>
-                <w:rFonts w:eastAsia="Times New Roman"/>
-              </w:rPr>
-            </w:pPr>
+              <w:t xml:space="preserve">PK </w:t>
+            </w:r>
+            <w:proofErr w:type="spellStart"/>
+            <w:proofErr w:type="gramStart"/>
             <w:r>
               <w:rPr>
                 <w:rFonts w:eastAsia="Times New Roman"/>
                 <w:b/>
                 <w:bCs/>
               </w:rPr>
-              <w:t>FK RoleId</w:t>
-            </w:r>
-            <w:r>
-              <w:rPr>
-                <w:rFonts w:eastAsia="Times New Roman"/>
-              </w:rPr>
-              <w:t xml:space="preserve"> : INT</w:t>
-            </w:r>
-          </w:p>
-        </w:tc>
-      </w:tr>
-      <w:tr>
-        <w:trPr>
-          <w:tblCellSpacing w:w="0" w:type="dxa"/>
-        </w:trPr>
-        <w:tc>
-          <w:tcPr>
-            <w:tcW w:w="0" w:type="auto"/>
-            <w:tcBorders>
-              <w:top w:val="outset" w:sz="6" w:space="0" w:color="auto"/>
-              <w:left w:val="outset" w:sz="6" w:space="0" w:color="auto"/>
-              <w:bottom w:val="outset" w:sz="6" w:space="0" w:color="auto"/>
-              <w:right w:val="outset" w:sz="6" w:space="0" w:color="auto"/>
-            </w:tcBorders>
-            <w:vAlign w:val="center"/>
-            <w:hideMark/>
-          </w:tcPr>
-          <w:p>
-            <w:pPr>
-              <w:rPr>
-                <w:rFonts w:eastAsia="Times New Roman"/>
-              </w:rPr>
-            </w:pPr>
-            <w:r>
-              <w:rPr>
-                <w:rFonts w:eastAsia="Times New Roman"/>
-              </w:rPr>
-              <w:t>FirstName : VARCHAR(80)</w:t>
-            </w:r>
-          </w:p>
-        </w:tc>
-      </w:tr>
-      <w:tr>
-        <w:trPr>
-          <w:tblCellSpacing w:w="0" w:type="dxa"/>
-        </w:trPr>
-        <w:tc>
-          <w:tcPr>
-            <w:tcW w:w="0" w:type="auto"/>
-            <w:tcBorders>
-              <w:top w:val="outset" w:sz="6" w:space="0" w:color="auto"/>
-              <w:left w:val="outset" w:sz="6" w:space="0" w:color="auto"/>
-              <w:bottom w:val="outset" w:sz="6" w:space="0" w:color="auto"/>
-              <w:right w:val="outset" w:sz="6" w:space="0" w:color="auto"/>
-            </w:tcBorders>
-            <w:vAlign w:val="center"/>
-            <w:hideMark/>
-          </w:tcPr>
-          <w:p>
-            <w:pPr>
-              <w:rPr>
-                <w:rFonts w:eastAsia="Times New Roman"/>
-              </w:rPr>
-            </w:pPr>
-            <w:r>
-              <w:rPr>
-                <w:rFonts w:eastAsia="Times New Roman"/>
-              </w:rPr>
-              <w:t>LastName : VARCHAR(80)</w:t>
-            </w:r>
-          </w:p>
-        </w:tc>
-      </w:tr>
-      <w:tr>
-        <w:trPr>
-          <w:tblCellSpacing w:w="0" w:type="dxa"/>
-        </w:trPr>
-        <w:tc>
-          <w:tcPr>
-            <w:tcW w:w="0" w:type="auto"/>
-            <w:tcBorders>
-              <w:top w:val="outset" w:sz="6" w:space="0" w:color="auto"/>
-              <w:left w:val="outset" w:sz="6" w:space="0" w:color="auto"/>
-              <w:bottom w:val="outset" w:sz="6" w:space="0" w:color="auto"/>
-              <w:right w:val="outset" w:sz="6" w:space="0" w:color="auto"/>
-            </w:tcBorders>
-            <w:vAlign w:val="center"/>
-            <w:hideMark/>
-          </w:tcPr>
-          <w:p>
-            <w:pPr>
-              <w:rPr>
-                <w:rFonts w:eastAsia="Times New Roman"/>
-              </w:rPr>
-            </w:pPr>
-            <w:r>
-              <w:rPr>
-                <w:rFonts w:eastAsia="Times New Roman"/>
-              </w:rPr>
-              <w:t>Email : NVARCHAR(255) UNIQUE</w:t>
-            </w:r>
-          </w:p>
-        </w:tc>
-      </w:tr>
-      <w:tr>
-        <w:trPr>
-          <w:tblCellSpacing w:w="0" w:type="dxa"/>
-        </w:trPr>
-        <w:tc>
-          <w:tcPr>
-            <w:tcW w:w="0" w:type="auto"/>
-            <w:tcBorders>
-              <w:top w:val="outset" w:sz="6" w:space="0" w:color="auto"/>
-              <w:left w:val="outset" w:sz="6" w:space="0" w:color="auto"/>
-              <w:bottom w:val="outset" w:sz="6" w:space="0" w:color="auto"/>
-              <w:right w:val="outset" w:sz="6" w:space="0" w:color="auto"/>
-            </w:tcBorders>
-            <w:vAlign w:val="center"/>
-            <w:hideMark/>
-          </w:tcPr>
-          <w:p>
-            <w:pPr>
-              <w:rPr>
-                <w:rFonts w:eastAsia="Times New Roman"/>
-              </w:rPr>
-            </w:pPr>
-            <w:r>
-              <w:rPr>
-                <w:rFonts w:eastAsia="Times New Roman"/>
-              </w:rPr>
-              <w:t>PasswordHash : VARCHAR(500)</w:t>
-            </w:r>
-          </w:p>
-        </w:tc>
-      </w:tr>
-      <w:tr>
-        <w:trPr>
-          <w:tblCellSpacing w:w="0" w:type="dxa"/>
-        </w:trPr>
-        <w:tc>
-          <w:tcPr>
-            <w:tcW w:w="0" w:type="auto"/>
-            <w:tcBorders>
-              <w:top w:val="outset" w:sz="6" w:space="0" w:color="auto"/>
-              <w:left w:val="outset" w:sz="6" w:space="0" w:color="auto"/>
-              <w:bottom w:val="outset" w:sz="6" w:space="0" w:color="auto"/>
-              <w:right w:val="outset" w:sz="6" w:space="0" w:color="auto"/>
-            </w:tcBorders>
-            <w:vAlign w:val="center"/>
-            <w:hideMark/>
-          </w:tcPr>
-          <w:p>
-            <w:pPr>
-              <w:rPr>
-                <w:rFonts w:eastAsia="Times New Roman"/>
-              </w:rPr>
-            </w:pPr>
-            <w:r>
-              <w:rPr>
-                <w:rFonts w:eastAsia="Times New Roman"/>
-              </w:rPr>
-              <w:t>PhoneNumber : VARCHAR(30)</w:t>
-            </w:r>
-          </w:p>
-        </w:tc>
-      </w:tr>
-      <w:tr>
-        <w:trPr>
-          <w:tblCellSpacing w:w="0" w:type="dxa"/>
-        </w:trPr>
-        <w:tc>
-          <w:tcPr>
-            <w:tcW w:w="0" w:type="auto"/>
-            <w:tcBorders>
-              <w:top w:val="outset" w:sz="6" w:space="0" w:color="auto"/>
-              <w:left w:val="outset" w:sz="6" w:space="0" w:color="auto"/>
-              <w:bottom w:val="outset" w:sz="6" w:space="0" w:color="auto"/>
-              <w:right w:val="outset" w:sz="6" w:space="0" w:color="auto"/>
-            </w:tcBorders>
-            <w:vAlign w:val="center"/>
-            <w:hideMark/>
-          </w:tcPr>
-          <w:p>
-            <w:pPr>
-              <w:rPr>
-                <w:rFonts w:eastAsia="Times New Roman"/>
-              </w:rPr>
-            </w:pPr>
-            <w:r>
-              <w:rPr>
-                <w:rFonts w:eastAsia="Times New Roman"/>
-              </w:rPr>
-              <w:t>DateOfBirth : DATE</w:t>
-            </w:r>
-          </w:p>
-        </w:tc>
-      </w:tr>
-      <w:tr>
-        <w:trPr>
-          <w:tblCellSpacing w:w="0" w:type="dxa"/>
-        </w:trPr>
-        <w:tc>
-          <w:tcPr>
-            <w:tcW w:w="0" w:type="auto"/>
-            <w:tcBorders>
-              <w:top w:val="outset" w:sz="6" w:space="0" w:color="auto"/>
-              <w:left w:val="outset" w:sz="6" w:space="0" w:color="auto"/>
-              <w:bottom w:val="outset" w:sz="6" w:space="0" w:color="auto"/>
-              <w:right w:val="outset" w:sz="6" w:space="0" w:color="auto"/>
-            </w:tcBorders>
-            <w:vAlign w:val="center"/>
-            <w:hideMark/>
-          </w:tcPr>
-          <w:p>
-            <w:pPr>
-              <w:rPr>
-                <w:rFonts w:eastAsia="Times New Roman"/>
-              </w:rPr>
-            </w:pPr>
-            <w:r>
-              <w:rPr>
-                <w:rFonts w:eastAsia="Times New Roman"/>
-              </w:rPr>
-              <w:t>ProfilePictureUrl : VARCHAR(1000)</w:t>
-            </w:r>
-          </w:p>
-        </w:tc>
-      </w:tr>
-      <w:tr>
-        <w:trPr>
-          <w:tblCellSpacing w:w="0" w:type="dxa"/>
-        </w:trPr>
-        <w:tc>
-          <w:tcPr>
-            <w:tcW w:w="0" w:type="auto"/>
-            <w:tcBorders>
-              <w:top w:val="outset" w:sz="6" w:space="0" w:color="auto"/>
-              <w:left w:val="outset" w:sz="6" w:space="0" w:color="auto"/>
-              <w:bottom w:val="outset" w:sz="6" w:space="0" w:color="auto"/>
-              <w:right w:val="outset" w:sz="6" w:space="0" w:color="auto"/>
-            </w:tcBorders>
-            <w:vAlign w:val="center"/>
-            <w:hideMark/>
-          </w:tcPr>
-          <w:p>
-            <w:pPr>
-              <w:rPr>
-                <w:rFonts w:eastAsia="Times New Roman"/>
-              </w:rPr>
-            </w:pPr>
-            <w:r>
-              <w:rPr>
-                <w:rFonts w:eastAsia="Times New Roman"/>
-              </w:rPr>
-              <w:t>CreatedAt : DATETIME2</w:t>
-            </w:r>
-          </w:p>
-        </w:tc>
-      </w:tr>
-    </w:tbl>
-    <w:p/>
-    <w:tbl>
-      <w:tblPr>
-        <w:tblW w:w="0" w:type="auto"/>
-        <w:tblCellSpacing w:w="0" w:type="dxa"/>
-        <w:tblBorders>
-          <w:top w:val="outset" w:sz="6" w:space="0" w:color="auto"/>
-          <w:left w:val="outset" w:sz="6" w:space="0" w:color="auto"/>
-          <w:bottom w:val="outset" w:sz="6" w:space="0" w:color="auto"/>
-          <w:right w:val="outset" w:sz="6" w:space="0" w:color="auto"/>
-        </w:tblBorders>
-        <w:tblCellMar>
-          <w:top w:w="72" w:type="dxa"/>
-          <w:left w:w="72" w:type="dxa"/>
-          <w:bottom w:w="72" w:type="dxa"/>
-          <w:right w:w="72" w:type="dxa"/>
-        </w:tblCellMar>
-        <w:tblLook w:val="04A0" w:firstRow="1" w:lastRow="0" w:firstColumn="1" w:lastColumn="0" w:noHBand="0" w:noVBand="1"/>
-      </w:tblPr>
-      <w:tblGrid>
-        <w:gridCol w:w="3827"/>
-      </w:tblGrid>
-      <w:tr>
-        <w:trPr>
-          <w:tblCellSpacing w:w="0" w:type="dxa"/>
-        </w:trPr>
-        <w:tc>
-          <w:tcPr>
-            <w:tcW w:w="0" w:type="auto"/>
-            <w:tcBorders>
-              <w:top w:val="outset" w:sz="6" w:space="0" w:color="auto"/>
-              <w:left w:val="outset" w:sz="6" w:space="0" w:color="auto"/>
-              <w:bottom w:val="outset" w:sz="6" w:space="0" w:color="auto"/>
-              <w:right w:val="outset" w:sz="6" w:space="0" w:color="auto"/>
-            </w:tcBorders>
-            <w:shd w:val="clear" w:color="auto" w:fill="1F4E78"/>
+              <w:t>UserId</w:t>
+            </w:r>
+            <w:proofErr w:type="spellEnd"/>
+            <w:r>
+              <w:rPr>
+                <w:rFonts w:eastAsia="Times New Roman"/>
+              </w:rPr>
+              <w:t xml:space="preserve"> :</w:t>
+            </w:r>
+            <w:proofErr w:type="gramEnd"/>
+            <w:r>
+              <w:rPr>
+                <w:rFonts w:eastAsia="Times New Roman"/>
+              </w:rPr>
+              <w:t xml:space="preserve"> INT</w:t>
+            </w:r>
+          </w:p>
+        </w:tc>
+      </w:tr>
+      <w:tr>
+        <w:trPr>
+          <w:tblCellSpacing w:w="0" w:type="dxa"/>
+        </w:trPr>
+        <w:tc>
+          <w:tcPr>
+            <w:tcW w:w="0" w:type="auto"/>
+            <w:tcBorders>
+              <w:top w:val="outset" w:sz="6" w:space="0" w:color="auto"/>
+              <w:left w:val="outset" w:sz="6" w:space="0" w:color="auto"/>
+              <w:bottom w:val="outset" w:sz="6" w:space="0" w:color="auto"/>
+              <w:right w:val="outset" w:sz="6" w:space="0" w:color="auto"/>
+            </w:tcBorders>
             <w:vAlign w:val="center"/>
             <w:hideMark/>
           </w:tcPr>
@@ -563,335 +850,384 @@
                 <w:rFonts w:eastAsia="Times New Roman"/>
                 <w:b/>
                 <w:bCs/>
-                <w:color w:val="FFFFFF"/>
-              </w:rPr>
-              <w:t>Users</w:t>
-            </w:r>
-          </w:p>
-        </w:tc>
-      </w:tr>
-      <w:tr>
-        <w:trPr>
-          <w:tblCellSpacing w:w="0" w:type="dxa"/>
-        </w:trPr>
-        <w:tc>
-          <w:tcPr>
-            <w:tcW w:w="0" w:type="auto"/>
-            <w:tcBorders>
-              <w:top w:val="outset" w:sz="6" w:space="0" w:color="auto"/>
-              <w:left w:val="outset" w:sz="6" w:space="0" w:color="auto"/>
-              <w:bottom w:val="outset" w:sz="6" w:space="0" w:color="auto"/>
-              <w:right w:val="outset" w:sz="6" w:space="0" w:color="auto"/>
-            </w:tcBorders>
-            <w:vAlign w:val="center"/>
-            <w:hideMark/>
-          </w:tcPr>
-          <w:p>
-            <w:pPr>
-              <w:rPr>
-                <w:rFonts w:eastAsia="Times New Roman"/>
-              </w:rPr>
-            </w:pPr>
+              </w:rPr>
+              <w:t xml:space="preserve">FK </w:t>
+            </w:r>
+            <w:proofErr w:type="spellStart"/>
+            <w:proofErr w:type="gramStart"/>
             <w:r>
               <w:rPr>
                 <w:rFonts w:eastAsia="Times New Roman"/>
                 <w:b/>
                 <w:bCs/>
               </w:rPr>
-              <w:t>PK UserId</w:t>
-            </w:r>
-            <w:r>
-              <w:rPr>
-                <w:rFonts w:eastAsia="Times New Roman"/>
-              </w:rPr>
-              <w:t xml:space="preserve"> : INT</w:t>
-            </w:r>
-          </w:p>
-        </w:tc>
-      </w:tr>
-      <w:tr>
-        <w:trPr>
-          <w:tblCellSpacing w:w="0" w:type="dxa"/>
-        </w:trPr>
-        <w:tc>
-          <w:tcPr>
-            <w:tcW w:w="0" w:type="auto"/>
-            <w:tcBorders>
-              <w:top w:val="outset" w:sz="6" w:space="0" w:color="auto"/>
-              <w:left w:val="outset" w:sz="6" w:space="0" w:color="auto"/>
-              <w:bottom w:val="outset" w:sz="6" w:space="0" w:color="auto"/>
-              <w:right w:val="outset" w:sz="6" w:space="0" w:color="auto"/>
-            </w:tcBorders>
-            <w:vAlign w:val="center"/>
-            <w:hideMark/>
-          </w:tcPr>
-          <w:p>
-            <w:pPr>
-              <w:rPr>
-                <w:rFonts w:eastAsia="Times New Roman"/>
-              </w:rPr>
-            </w:pPr>
-            <w:r>
-              <w:rPr>
-                <w:rFonts w:eastAsia="Times New Roman"/>
-                <w:b/>
-                <w:bCs/>
-              </w:rPr>
-              <w:t>FK RoleId</w:t>
-            </w:r>
-            <w:r>
-              <w:rPr>
-                <w:rFonts w:eastAsia="Times New Roman"/>
-              </w:rPr>
-              <w:t xml:space="preserve"> : INT</w:t>
-            </w:r>
-          </w:p>
-        </w:tc>
-      </w:tr>
-      <w:tr>
-        <w:trPr>
-          <w:tblCellSpacing w:w="0" w:type="dxa"/>
-        </w:trPr>
-        <w:tc>
-          <w:tcPr>
-            <w:tcW w:w="0" w:type="auto"/>
-            <w:tcBorders>
-              <w:top w:val="outset" w:sz="6" w:space="0" w:color="auto"/>
-              <w:left w:val="outset" w:sz="6" w:space="0" w:color="auto"/>
-              <w:bottom w:val="outset" w:sz="6" w:space="0" w:color="auto"/>
-              <w:right w:val="outset" w:sz="6" w:space="0" w:color="auto"/>
-            </w:tcBorders>
-            <w:vAlign w:val="center"/>
-            <w:hideMark/>
-          </w:tcPr>
-          <w:p>
-            <w:pPr>
-              <w:rPr>
-                <w:rFonts w:eastAsia="Times New Roman"/>
-              </w:rPr>
-            </w:pPr>
-            <w:r>
-              <w:rPr>
-                <w:rFonts w:eastAsia="Times New Roman"/>
-              </w:rPr>
-              <w:t>FirstName : VARCHAR(80)</w:t>
-            </w:r>
-          </w:p>
-        </w:tc>
-      </w:tr>
-      <w:tr>
-        <w:trPr>
-          <w:tblCellSpacing w:w="0" w:type="dxa"/>
-        </w:trPr>
-        <w:tc>
-          <w:tcPr>
-            <w:tcW w:w="0" w:type="auto"/>
-            <w:tcBorders>
-              <w:top w:val="outset" w:sz="6" w:space="0" w:color="auto"/>
-              <w:left w:val="outset" w:sz="6" w:space="0" w:color="auto"/>
-              <w:bottom w:val="outset" w:sz="6" w:space="0" w:color="auto"/>
-              <w:right w:val="outset" w:sz="6" w:space="0" w:color="auto"/>
-            </w:tcBorders>
-            <w:vAlign w:val="center"/>
-            <w:hideMark/>
-          </w:tcPr>
-          <w:p>
-            <w:pPr>
-              <w:rPr>
-                <w:rFonts w:eastAsia="Times New Roman"/>
-              </w:rPr>
-            </w:pPr>
-            <w:r>
-              <w:rPr>
-                <w:rFonts w:eastAsia="Times New Roman"/>
-              </w:rPr>
-              <w:t>LastName : VARCHAR(80)</w:t>
-            </w:r>
-          </w:p>
-        </w:tc>
-      </w:tr>
-      <w:tr>
-        <w:trPr>
-          <w:tblCellSpacing w:w="0" w:type="dxa"/>
-        </w:trPr>
-        <w:tc>
-          <w:tcPr>
-            <w:tcW w:w="0" w:type="auto"/>
-            <w:tcBorders>
-              <w:top w:val="outset" w:sz="6" w:space="0" w:color="auto"/>
-              <w:left w:val="outset" w:sz="6" w:space="0" w:color="auto"/>
-              <w:bottom w:val="outset" w:sz="6" w:space="0" w:color="auto"/>
-              <w:right w:val="outset" w:sz="6" w:space="0" w:color="auto"/>
-            </w:tcBorders>
-            <w:vAlign w:val="center"/>
-            <w:hideMark/>
-          </w:tcPr>
-          <w:p>
-            <w:pPr>
-              <w:rPr>
-                <w:rFonts w:eastAsia="Times New Roman"/>
-              </w:rPr>
-            </w:pPr>
-            <w:r>
-              <w:rPr>
-                <w:rFonts w:eastAsia="Times New Roman"/>
-              </w:rPr>
-              <w:t>Email : VARCHAR(255) UNIQUE</w:t>
-            </w:r>
-          </w:p>
-        </w:tc>
-      </w:tr>
-      <w:tr>
-        <w:trPr>
-          <w:tblCellSpacing w:w="0" w:type="dxa"/>
-        </w:trPr>
-        <w:tc>
-          <w:tcPr>
-            <w:tcW w:w="0" w:type="auto"/>
-            <w:tcBorders>
-              <w:top w:val="outset" w:sz="6" w:space="0" w:color="auto"/>
-              <w:left w:val="outset" w:sz="6" w:space="0" w:color="auto"/>
-              <w:bottom w:val="outset" w:sz="6" w:space="0" w:color="auto"/>
-              <w:right w:val="outset" w:sz="6" w:space="0" w:color="auto"/>
-            </w:tcBorders>
-            <w:vAlign w:val="center"/>
-            <w:hideMark/>
-          </w:tcPr>
-          <w:p>
-            <w:pPr>
-              <w:rPr>
-                <w:rFonts w:eastAsia="Times New Roman"/>
-              </w:rPr>
-            </w:pPr>
-            <w:r>
-              <w:rPr>
-                <w:rFonts w:eastAsia="Times New Roman"/>
-              </w:rPr>
-              <w:t>PasswordHash : VARCHAR(500)</w:t>
-            </w:r>
-          </w:p>
-        </w:tc>
-      </w:tr>
-      <w:tr>
-        <w:trPr>
-          <w:tblCellSpacing w:w="0" w:type="dxa"/>
-        </w:trPr>
-        <w:tc>
-          <w:tcPr>
-            <w:tcW w:w="0" w:type="auto"/>
-            <w:tcBorders>
-              <w:top w:val="outset" w:sz="6" w:space="0" w:color="auto"/>
-              <w:left w:val="outset" w:sz="6" w:space="0" w:color="auto"/>
-              <w:bottom w:val="outset" w:sz="6" w:space="0" w:color="auto"/>
-              <w:right w:val="outset" w:sz="6" w:space="0" w:color="auto"/>
-            </w:tcBorders>
-            <w:vAlign w:val="center"/>
-            <w:hideMark/>
-          </w:tcPr>
-          <w:p>
-            <w:pPr>
-              <w:rPr>
-                <w:rFonts w:eastAsia="Times New Roman"/>
-              </w:rPr>
-            </w:pPr>
-            <w:r>
-              <w:rPr>
-                <w:rFonts w:eastAsia="Times New Roman"/>
-              </w:rPr>
-              <w:t>PhoneNumber : VARCHAR(30)</w:t>
-            </w:r>
-          </w:p>
-        </w:tc>
-      </w:tr>
-      <w:tr>
-        <w:trPr>
-          <w:tblCellSpacing w:w="0" w:type="dxa"/>
-        </w:trPr>
-        <w:tc>
-          <w:tcPr>
-            <w:tcW w:w="0" w:type="auto"/>
-            <w:tcBorders>
-              <w:top w:val="outset" w:sz="6" w:space="0" w:color="auto"/>
-              <w:left w:val="outset" w:sz="6" w:space="0" w:color="auto"/>
-              <w:bottom w:val="outset" w:sz="6" w:space="0" w:color="auto"/>
-              <w:right w:val="outset" w:sz="6" w:space="0" w:color="auto"/>
-            </w:tcBorders>
-            <w:vAlign w:val="center"/>
-            <w:hideMark/>
-          </w:tcPr>
-          <w:p>
-            <w:pPr>
-              <w:rPr>
-                <w:rFonts w:eastAsia="Times New Roman"/>
-              </w:rPr>
-            </w:pPr>
-            <w:r>
-              <w:rPr>
-                <w:rFonts w:eastAsia="Times New Roman"/>
-              </w:rPr>
-              <w:t>DateOfBirth : DATE</w:t>
-            </w:r>
-          </w:p>
-        </w:tc>
-      </w:tr>
-      <w:tr>
-        <w:trPr>
-          <w:tblCellSpacing w:w="0" w:type="dxa"/>
-        </w:trPr>
-        <w:tc>
-          <w:tcPr>
-            <w:tcW w:w="0" w:type="auto"/>
-            <w:tcBorders>
-              <w:top w:val="outset" w:sz="6" w:space="0" w:color="auto"/>
-              <w:left w:val="outset" w:sz="6" w:space="0" w:color="auto"/>
-              <w:bottom w:val="outset" w:sz="6" w:space="0" w:color="auto"/>
-              <w:right w:val="outset" w:sz="6" w:space="0" w:color="auto"/>
-            </w:tcBorders>
-            <w:vAlign w:val="center"/>
-            <w:hideMark/>
-          </w:tcPr>
-          <w:p>
-            <w:pPr>
-              <w:rPr>
-                <w:rFonts w:eastAsia="Times New Roman"/>
-              </w:rPr>
-            </w:pPr>
-            <w:r>
-              <w:rPr>
-                <w:rFonts w:eastAsia="Times New Roman"/>
-              </w:rPr>
-              <w:t>ProfilePictureUrl : VARCHAR(1000)</w:t>
-            </w:r>
-          </w:p>
-        </w:tc>
-      </w:tr>
-      <w:tr>
-        <w:trPr>
-          <w:tblCellSpacing w:w="0" w:type="dxa"/>
-        </w:trPr>
-        <w:tc>
-          <w:tcPr>
-            <w:tcW w:w="0" w:type="auto"/>
-            <w:tcBorders>
-              <w:top w:val="outset" w:sz="6" w:space="0" w:color="auto"/>
-              <w:left w:val="outset" w:sz="6" w:space="0" w:color="auto"/>
-              <w:bottom w:val="outset" w:sz="6" w:space="0" w:color="auto"/>
-              <w:right w:val="outset" w:sz="6" w:space="0" w:color="auto"/>
-            </w:tcBorders>
-            <w:vAlign w:val="center"/>
-            <w:hideMark/>
-          </w:tcPr>
-          <w:p>
-            <w:pPr>
-              <w:rPr>
-                <w:rFonts w:eastAsia="Times New Roman"/>
-              </w:rPr>
-            </w:pPr>
-            <w:r>
-              <w:rPr>
-                <w:rFonts w:eastAsia="Times New Roman"/>
-              </w:rPr>
-              <w:t>CreatedAt : DATETIME2</w:t>
+              <w:t>RoleId</w:t>
+            </w:r>
+            <w:proofErr w:type="spellEnd"/>
+            <w:r>
+              <w:rPr>
+                <w:rFonts w:eastAsia="Times New Roman"/>
+              </w:rPr>
+              <w:t xml:space="preserve"> :</w:t>
+            </w:r>
+            <w:proofErr w:type="gramEnd"/>
+            <w:r>
+              <w:rPr>
+                <w:rFonts w:eastAsia="Times New Roman"/>
+              </w:rPr>
+              <w:t xml:space="preserve"> INT</w:t>
+            </w:r>
+          </w:p>
+        </w:tc>
+      </w:tr>
+      <w:tr>
+        <w:trPr>
+          <w:tblCellSpacing w:w="0" w:type="dxa"/>
+        </w:trPr>
+        <w:tc>
+          <w:tcPr>
+            <w:tcW w:w="0" w:type="auto"/>
+            <w:tcBorders>
+              <w:top w:val="outset" w:sz="6" w:space="0" w:color="auto"/>
+              <w:left w:val="outset" w:sz="6" w:space="0" w:color="auto"/>
+              <w:bottom w:val="outset" w:sz="6" w:space="0" w:color="auto"/>
+              <w:right w:val="outset" w:sz="6" w:space="0" w:color="auto"/>
+            </w:tcBorders>
+            <w:vAlign w:val="center"/>
+            <w:hideMark/>
+          </w:tcPr>
+          <w:p>
+            <w:pPr>
+              <w:rPr>
+                <w:rFonts w:eastAsia="Times New Roman"/>
+              </w:rPr>
+            </w:pPr>
+            <w:proofErr w:type="gramStart"/>
+            <w:r>
+              <w:rPr>
+                <w:rFonts w:eastAsia="Times New Roman"/>
+              </w:rPr>
+              <w:t>FirstName :</w:t>
+            </w:r>
+            <w:proofErr w:type="gramEnd"/>
+            <w:r>
+              <w:rPr>
+                <w:rFonts w:eastAsia="Times New Roman"/>
+              </w:rPr>
+              <w:t xml:space="preserve"> VARCHAR(80)</w:t>
+            </w:r>
+          </w:p>
+        </w:tc>
+      </w:tr>
+      <w:tr>
+        <w:trPr>
+          <w:tblCellSpacing w:w="0" w:type="dxa"/>
+        </w:trPr>
+        <w:tc>
+          <w:tcPr>
+            <w:tcW w:w="0" w:type="auto"/>
+            <w:tcBorders>
+              <w:top w:val="outset" w:sz="6" w:space="0" w:color="auto"/>
+              <w:left w:val="outset" w:sz="6" w:space="0" w:color="auto"/>
+              <w:bottom w:val="outset" w:sz="6" w:space="0" w:color="auto"/>
+              <w:right w:val="outset" w:sz="6" w:space="0" w:color="auto"/>
+            </w:tcBorders>
+            <w:vAlign w:val="center"/>
+            <w:hideMark/>
+          </w:tcPr>
+          <w:p>
+            <w:pPr>
+              <w:rPr>
+                <w:rFonts w:eastAsia="Times New Roman"/>
+              </w:rPr>
+            </w:pPr>
+            <w:proofErr w:type="gramStart"/>
+            <w:r>
+              <w:rPr>
+                <w:rFonts w:eastAsia="Times New Roman"/>
+              </w:rPr>
+              <w:t>LastName :</w:t>
+            </w:r>
+            <w:proofErr w:type="gramEnd"/>
+            <w:r>
+              <w:rPr>
+                <w:rFonts w:eastAsia="Times New Roman"/>
+              </w:rPr>
+              <w:t xml:space="preserve"> VARCHAR(80)</w:t>
+            </w:r>
+          </w:p>
+        </w:tc>
+      </w:tr>
+      <w:tr>
+        <w:trPr>
+          <w:tblCellSpacing w:w="0" w:type="dxa"/>
+        </w:trPr>
+        <w:tc>
+          <w:tcPr>
+            <w:tcW w:w="0" w:type="auto"/>
+            <w:tcBorders>
+              <w:top w:val="outset" w:sz="6" w:space="0" w:color="auto"/>
+              <w:left w:val="outset" w:sz="6" w:space="0" w:color="auto"/>
+              <w:bottom w:val="outset" w:sz="6" w:space="0" w:color="auto"/>
+              <w:right w:val="outset" w:sz="6" w:space="0" w:color="auto"/>
+            </w:tcBorders>
+            <w:vAlign w:val="center"/>
+            <w:hideMark/>
+          </w:tcPr>
+          <w:p>
+            <w:pPr>
+              <w:rPr>
+                <w:rFonts w:eastAsia="Times New Roman"/>
+              </w:rPr>
+            </w:pPr>
+            <w:proofErr w:type="gramStart"/>
+            <w:r>
+              <w:rPr>
+                <w:rFonts w:eastAsia="Times New Roman"/>
+              </w:rPr>
+              <w:t>Email :</w:t>
+            </w:r>
+            <w:proofErr w:type="gramEnd"/>
+            <w:r>
+              <w:rPr>
+                <w:rFonts w:eastAsia="Times New Roman"/>
+              </w:rPr>
+              <w:t xml:space="preserve"> VARCHAR(255) UNIQUE</w:t>
+            </w:r>
+          </w:p>
+        </w:tc>
+      </w:tr>
+      <w:tr>
+        <w:trPr>
+          <w:tblCellSpacing w:w="0" w:type="dxa"/>
+        </w:trPr>
+        <w:tc>
+          <w:tcPr>
+            <w:tcW w:w="0" w:type="auto"/>
+            <w:tcBorders>
+              <w:top w:val="outset" w:sz="6" w:space="0" w:color="auto"/>
+              <w:left w:val="outset" w:sz="6" w:space="0" w:color="auto"/>
+              <w:bottom w:val="outset" w:sz="6" w:space="0" w:color="auto"/>
+              <w:right w:val="outset" w:sz="6" w:space="0" w:color="auto"/>
+            </w:tcBorders>
+            <w:vAlign w:val="center"/>
+            <w:hideMark/>
+          </w:tcPr>
+          <w:p>
+            <w:pPr>
+              <w:rPr>
+                <w:rFonts w:eastAsia="Times New Roman"/>
+              </w:rPr>
+            </w:pPr>
+            <w:proofErr w:type="spellStart"/>
+            <w:proofErr w:type="gramStart"/>
+            <w:r>
+              <w:rPr>
+                <w:rFonts w:eastAsia="Times New Roman"/>
+              </w:rPr>
+              <w:t>PasswordHash</w:t>
+            </w:r>
+            <w:proofErr w:type="spellEnd"/>
+            <w:r>
+              <w:rPr>
+                <w:rFonts w:eastAsia="Times New Roman"/>
+              </w:rPr>
+              <w:t xml:space="preserve"> :</w:t>
+            </w:r>
+            <w:proofErr w:type="gramEnd"/>
+            <w:r>
+              <w:rPr>
+                <w:rFonts w:eastAsia="Times New Roman"/>
+              </w:rPr>
+              <w:t xml:space="preserve"> VARCHAR(500)</w:t>
+            </w:r>
+          </w:p>
+        </w:tc>
+      </w:tr>
+      <w:tr>
+        <w:trPr>
+          <w:tblCellSpacing w:w="0" w:type="dxa"/>
+        </w:trPr>
+        <w:tc>
+          <w:tcPr>
+            <w:tcW w:w="0" w:type="auto"/>
+            <w:tcBorders>
+              <w:top w:val="outset" w:sz="6" w:space="0" w:color="auto"/>
+              <w:left w:val="outset" w:sz="6" w:space="0" w:color="auto"/>
+              <w:bottom w:val="outset" w:sz="6" w:space="0" w:color="auto"/>
+              <w:right w:val="outset" w:sz="6" w:space="0" w:color="auto"/>
+            </w:tcBorders>
+            <w:vAlign w:val="center"/>
+            <w:hideMark/>
+          </w:tcPr>
+          <w:p>
+            <w:pPr>
+              <w:rPr>
+                <w:rFonts w:eastAsia="Times New Roman"/>
+              </w:rPr>
+            </w:pPr>
+            <w:proofErr w:type="spellStart"/>
+            <w:proofErr w:type="gramStart"/>
+            <w:r>
+              <w:rPr>
+                <w:rFonts w:eastAsia="Times New Roman"/>
+              </w:rPr>
+              <w:t>PhoneNumber</w:t>
+            </w:r>
+            <w:proofErr w:type="spellEnd"/>
+            <w:r>
+              <w:rPr>
+                <w:rFonts w:eastAsia="Times New Roman"/>
+              </w:rPr>
+              <w:t xml:space="preserve"> :</w:t>
+            </w:r>
+            <w:proofErr w:type="gramEnd"/>
+            <w:r>
+              <w:rPr>
+                <w:rFonts w:eastAsia="Times New Roman"/>
+              </w:rPr>
+              <w:t xml:space="preserve"> VARCHAR(30)</w:t>
+            </w:r>
+          </w:p>
+        </w:tc>
+      </w:tr>
+      <w:tr>
+        <w:trPr>
+          <w:tblCellSpacing w:w="0" w:type="dxa"/>
+        </w:trPr>
+        <w:tc>
+          <w:tcPr>
+            <w:tcW w:w="0" w:type="auto"/>
+            <w:tcBorders>
+              <w:top w:val="outset" w:sz="6" w:space="0" w:color="auto"/>
+              <w:left w:val="outset" w:sz="6" w:space="0" w:color="auto"/>
+              <w:bottom w:val="outset" w:sz="6" w:space="0" w:color="auto"/>
+              <w:right w:val="outset" w:sz="6" w:space="0" w:color="auto"/>
+            </w:tcBorders>
+            <w:vAlign w:val="center"/>
+            <w:hideMark/>
+          </w:tcPr>
+          <w:p>
+            <w:pPr>
+              <w:rPr>
+                <w:rFonts w:eastAsia="Times New Roman"/>
+              </w:rPr>
+            </w:pPr>
+            <w:proofErr w:type="spellStart"/>
+            <w:proofErr w:type="gramStart"/>
+            <w:r>
+              <w:rPr>
+                <w:rFonts w:eastAsia="Times New Roman"/>
+              </w:rPr>
+              <w:t>DateOfBirth</w:t>
+            </w:r>
+            <w:proofErr w:type="spellEnd"/>
+            <w:r>
+              <w:rPr>
+                <w:rFonts w:eastAsia="Times New Roman"/>
+              </w:rPr>
+              <w:t xml:space="preserve"> :</w:t>
+            </w:r>
+            <w:proofErr w:type="gramEnd"/>
+            <w:r>
+              <w:rPr>
+                <w:rFonts w:eastAsia="Times New Roman"/>
+              </w:rPr>
+              <w:t xml:space="preserve"> DATE</w:t>
+            </w:r>
+          </w:p>
+        </w:tc>
+      </w:tr>
+      <w:tr>
+        <w:trPr>
+          <w:tblCellSpacing w:w="0" w:type="dxa"/>
+        </w:trPr>
+        <w:tc>
+          <w:tcPr>
+            <w:tcW w:w="0" w:type="auto"/>
+            <w:tcBorders>
+              <w:top w:val="outset" w:sz="6" w:space="0" w:color="auto"/>
+              <w:left w:val="outset" w:sz="6" w:space="0" w:color="auto"/>
+              <w:bottom w:val="outset" w:sz="6" w:space="0" w:color="auto"/>
+              <w:right w:val="outset" w:sz="6" w:space="0" w:color="auto"/>
+            </w:tcBorders>
+            <w:vAlign w:val="center"/>
+            <w:hideMark/>
+          </w:tcPr>
+          <w:p>
+            <w:pPr>
+              <w:rPr>
+                <w:rFonts w:eastAsia="Times New Roman"/>
+              </w:rPr>
+            </w:pPr>
+            <w:proofErr w:type="spellStart"/>
+            <w:proofErr w:type="gramStart"/>
+            <w:r>
+              <w:rPr>
+                <w:rFonts w:eastAsia="Times New Roman"/>
+              </w:rPr>
+              <w:t>ProfilePictureUrl</w:t>
+            </w:r>
+            <w:proofErr w:type="spellEnd"/>
+            <w:r>
+              <w:rPr>
+                <w:rFonts w:eastAsia="Times New Roman"/>
+              </w:rPr>
+              <w:t xml:space="preserve"> :</w:t>
+            </w:r>
+            <w:proofErr w:type="gramEnd"/>
+            <w:r>
+              <w:rPr>
+                <w:rFonts w:eastAsia="Times New Roman"/>
+              </w:rPr>
+              <w:t xml:space="preserve"> VARCHAR(1000)</w:t>
+            </w:r>
+          </w:p>
+        </w:tc>
+      </w:tr>
+      <w:tr>
+        <w:trPr>
+          <w:tblCellSpacing w:w="0" w:type="dxa"/>
+        </w:trPr>
+        <w:tc>
+          <w:tcPr>
+            <w:tcW w:w="0" w:type="auto"/>
+            <w:tcBorders>
+              <w:top w:val="outset" w:sz="6" w:space="0" w:color="auto"/>
+              <w:left w:val="outset" w:sz="6" w:space="0" w:color="auto"/>
+              <w:bottom w:val="outset" w:sz="6" w:space="0" w:color="auto"/>
+              <w:right w:val="outset" w:sz="6" w:space="0" w:color="auto"/>
+            </w:tcBorders>
+            <w:vAlign w:val="center"/>
+            <w:hideMark/>
+          </w:tcPr>
+          <w:p>
+            <w:pPr>
+              <w:rPr>
+                <w:rFonts w:eastAsia="Times New Roman"/>
+              </w:rPr>
+            </w:pPr>
+            <w:proofErr w:type="spellStart"/>
+            <w:proofErr w:type="gramStart"/>
+            <w:r>
+              <w:rPr>
+                <w:rFonts w:eastAsia="Times New Roman"/>
+              </w:rPr>
+              <w:t>CreatedAt</w:t>
+            </w:r>
+            <w:proofErr w:type="spellEnd"/>
+            <w:r>
+              <w:rPr>
+                <w:rFonts w:eastAsia="Times New Roman"/>
+              </w:rPr>
+              <w:t xml:space="preserve"> :</w:t>
+            </w:r>
+            <w:proofErr w:type="gramEnd"/>
+            <w:r>
+              <w:rPr>
+                <w:rFonts w:eastAsia="Times New Roman"/>
+              </w:rPr>
+              <w:t xml:space="preserve"> DATETIME2</w:t>
             </w:r>
           </w:p>
         </w:tc>
@@ -991,176 +1327,276 @@
                 <w:b/>
                 <w:bCs/>
               </w:rPr>
-              <w:t>PK CategoryId</w:t>
-            </w:r>
-            <w:r>
-              <w:rPr>
-                <w:rFonts w:eastAsia="Times New Roman"/>
-              </w:rPr>
-              <w:t xml:space="preserve"> : INT</w:t>
-            </w:r>
-          </w:p>
-        </w:tc>
-      </w:tr>
-      <w:tr>
-        <w:trPr>
-          <w:tblCellSpacing w:w="0" w:type="dxa"/>
-        </w:trPr>
-        <w:tc>
-          <w:tcPr>
-            <w:tcW w:w="0" w:type="auto"/>
-            <w:tcBorders>
-              <w:top w:val="outset" w:sz="6" w:space="0" w:color="auto"/>
-              <w:left w:val="outset" w:sz="6" w:space="0" w:color="auto"/>
-              <w:bottom w:val="outset" w:sz="6" w:space="0" w:color="auto"/>
-              <w:right w:val="outset" w:sz="6" w:space="0" w:color="auto"/>
-            </w:tcBorders>
-            <w:vAlign w:val="center"/>
-            <w:hideMark/>
-          </w:tcPr>
-          <w:p>
-            <w:pPr>
-              <w:rPr>
-                <w:rFonts w:eastAsia="Times New Roman"/>
-              </w:rPr>
-            </w:pPr>
+              <w:t xml:space="preserve">PK </w:t>
+            </w:r>
+            <w:proofErr w:type="spellStart"/>
+            <w:proofErr w:type="gramStart"/>
             <w:r>
               <w:rPr>
                 <w:rFonts w:eastAsia="Times New Roman"/>
                 <w:b/>
                 <w:bCs/>
               </w:rPr>
-              <w:t>FK EventId</w:t>
-            </w:r>
-            <w:r>
-              <w:rPr>
-                <w:rFonts w:eastAsia="Times New Roman"/>
-              </w:rPr>
-              <w:t xml:space="preserve"> : INT</w:t>
-            </w:r>
-          </w:p>
-        </w:tc>
-      </w:tr>
-      <w:tr>
-        <w:trPr>
-          <w:tblCellSpacing w:w="0" w:type="dxa"/>
-        </w:trPr>
-        <w:tc>
-          <w:tcPr>
-            <w:tcW w:w="0" w:type="auto"/>
-            <w:tcBorders>
-              <w:top w:val="outset" w:sz="6" w:space="0" w:color="auto"/>
-              <w:left w:val="outset" w:sz="6" w:space="0" w:color="auto"/>
-              <w:bottom w:val="outset" w:sz="6" w:space="0" w:color="auto"/>
-              <w:right w:val="outset" w:sz="6" w:space="0" w:color="auto"/>
-            </w:tcBorders>
-            <w:vAlign w:val="center"/>
-            <w:hideMark/>
-          </w:tcPr>
-          <w:p>
-            <w:pPr>
-              <w:rPr>
-                <w:rFonts w:eastAsia="Times New Roman"/>
-              </w:rPr>
-            </w:pPr>
-            <w:r>
-              <w:rPr>
-                <w:rFonts w:eastAsia="Times New Roman"/>
-              </w:rPr>
-              <w:t>CategoryName : VARCHAR(100)</w:t>
-            </w:r>
-          </w:p>
-        </w:tc>
-      </w:tr>
-      <w:tr>
-        <w:trPr>
-          <w:tblCellSpacing w:w="0" w:type="dxa"/>
-        </w:trPr>
-        <w:tc>
-          <w:tcPr>
-            <w:tcW w:w="0" w:type="auto"/>
-            <w:tcBorders>
-              <w:top w:val="outset" w:sz="6" w:space="0" w:color="auto"/>
-              <w:left w:val="outset" w:sz="6" w:space="0" w:color="auto"/>
-              <w:bottom w:val="outset" w:sz="6" w:space="0" w:color="auto"/>
-              <w:right w:val="outset" w:sz="6" w:space="0" w:color="auto"/>
-            </w:tcBorders>
-            <w:vAlign w:val="center"/>
-            <w:hideMark/>
-          </w:tcPr>
-          <w:p>
-            <w:pPr>
-              <w:rPr>
-                <w:rFonts w:eastAsia="Times New Roman"/>
-              </w:rPr>
-            </w:pPr>
-            <w:r>
-              <w:rPr>
-                <w:rFonts w:eastAsia="Times New Roman"/>
-              </w:rPr>
-              <w:t>MinAge : INT</w:t>
-            </w:r>
-          </w:p>
-        </w:tc>
-      </w:tr>
-      <w:tr>
-        <w:trPr>
-          <w:tblCellSpacing w:w="0" w:type="dxa"/>
-        </w:trPr>
-        <w:tc>
-          <w:tcPr>
-            <w:tcW w:w="0" w:type="auto"/>
-            <w:tcBorders>
-              <w:top w:val="outset" w:sz="6" w:space="0" w:color="auto"/>
-              <w:left w:val="outset" w:sz="6" w:space="0" w:color="auto"/>
-              <w:bottom w:val="outset" w:sz="6" w:space="0" w:color="auto"/>
-              <w:right w:val="outset" w:sz="6" w:space="0" w:color="auto"/>
-            </w:tcBorders>
-            <w:vAlign w:val="center"/>
-            <w:hideMark/>
-          </w:tcPr>
-          <w:p>
-            <w:pPr>
-              <w:rPr>
-                <w:rFonts w:eastAsia="Times New Roman"/>
-              </w:rPr>
-            </w:pPr>
-            <w:r>
-              <w:rPr>
-                <w:rFonts w:eastAsia="Times New Roman"/>
-              </w:rPr>
-              <w:t>MaxAge : INT</w:t>
-            </w:r>
-          </w:p>
-        </w:tc>
-      </w:tr>
-      <w:tr>
-        <w:trPr>
-          <w:tblCellSpacing w:w="0" w:type="dxa"/>
-        </w:trPr>
-        <w:tc>
-          <w:tcPr>
-            <w:tcW w:w="0" w:type="auto"/>
-            <w:tcBorders>
-              <w:top w:val="outset" w:sz="6" w:space="0" w:color="auto"/>
-              <w:left w:val="outset" w:sz="6" w:space="0" w:color="auto"/>
-              <w:bottom w:val="outset" w:sz="6" w:space="0" w:color="auto"/>
-              <w:right w:val="outset" w:sz="6" w:space="0" w:color="auto"/>
-            </w:tcBorders>
-            <w:vAlign w:val="center"/>
-            <w:hideMark/>
-          </w:tcPr>
-          <w:p>
-            <w:pPr>
-              <w:rPr>
-                <w:rFonts w:eastAsia="Times New Roman"/>
-              </w:rPr>
-            </w:pPr>
-            <w:r>
-              <w:rPr>
-                <w:rFonts w:eastAsia="Times New Roman"/>
-              </w:rPr>
-              <w:t>DistanceKm : DECIMAL(6,2)</w:t>
+              <w:t>CategoryId</w:t>
+            </w:r>
+            <w:proofErr w:type="spellEnd"/>
+            <w:r>
+              <w:rPr>
+                <w:rFonts w:eastAsia="Times New Roman"/>
+              </w:rPr>
+              <w:t xml:space="preserve"> :</w:t>
+            </w:r>
+            <w:proofErr w:type="gramEnd"/>
+            <w:r>
+              <w:rPr>
+                <w:rFonts w:eastAsia="Times New Roman"/>
+              </w:rPr>
+              <w:t xml:space="preserve"> INT</w:t>
+            </w:r>
+          </w:p>
+        </w:tc>
+      </w:tr>
+      <w:tr>
+        <w:trPr>
+          <w:tblCellSpacing w:w="0" w:type="dxa"/>
+        </w:trPr>
+        <w:tc>
+          <w:tcPr>
+            <w:tcW w:w="0" w:type="auto"/>
+            <w:tcBorders>
+              <w:top w:val="outset" w:sz="6" w:space="0" w:color="auto"/>
+              <w:left w:val="outset" w:sz="6" w:space="0" w:color="auto"/>
+              <w:bottom w:val="outset" w:sz="6" w:space="0" w:color="auto"/>
+              <w:right w:val="outset" w:sz="6" w:space="0" w:color="auto"/>
+            </w:tcBorders>
+            <w:vAlign w:val="center"/>
+            <w:hideMark/>
+          </w:tcPr>
+          <w:p>
+            <w:pPr>
+              <w:rPr>
+                <w:rFonts w:eastAsia="Times New Roman"/>
+              </w:rPr>
+            </w:pPr>
+            <w:r>
+              <w:rPr>
+                <w:rFonts w:eastAsia="Times New Roman"/>
+                <w:b/>
+                <w:bCs/>
+              </w:rPr>
+              <w:t xml:space="preserve">FK </w:t>
+            </w:r>
+            <w:proofErr w:type="spellStart"/>
+            <w:proofErr w:type="gramStart"/>
+            <w:r>
+              <w:rPr>
+                <w:rFonts w:eastAsia="Times New Roman"/>
+                <w:b/>
+                <w:bCs/>
+              </w:rPr>
+              <w:t>EventId</w:t>
+            </w:r>
+            <w:proofErr w:type="spellEnd"/>
+            <w:r>
+              <w:rPr>
+                <w:rFonts w:eastAsia="Times New Roman"/>
+              </w:rPr>
+              <w:t xml:space="preserve"> :</w:t>
+            </w:r>
+            <w:proofErr w:type="gramEnd"/>
+            <w:r>
+              <w:rPr>
+                <w:rFonts w:eastAsia="Times New Roman"/>
+              </w:rPr>
+              <w:t xml:space="preserve"> INT</w:t>
+            </w:r>
+          </w:p>
+        </w:tc>
+      </w:tr>
+      <w:tr>
+        <w:trPr>
+          <w:tblCellSpacing w:w="0" w:type="dxa"/>
+        </w:trPr>
+        <w:tc>
+          <w:tcPr>
+            <w:tcW w:w="0" w:type="auto"/>
+            <w:tcBorders>
+              <w:top w:val="outset" w:sz="6" w:space="0" w:color="auto"/>
+              <w:left w:val="outset" w:sz="6" w:space="0" w:color="auto"/>
+              <w:bottom w:val="outset" w:sz="6" w:space="0" w:color="auto"/>
+              <w:right w:val="outset" w:sz="6" w:space="0" w:color="auto"/>
+            </w:tcBorders>
+            <w:vAlign w:val="center"/>
+            <w:hideMark/>
+          </w:tcPr>
+          <w:p>
+            <w:pPr>
+              <w:rPr>
+                <w:rFonts w:eastAsia="Times New Roman"/>
+              </w:rPr>
+            </w:pPr>
+            <w:proofErr w:type="spellStart"/>
+            <w:proofErr w:type="gramStart"/>
+            <w:r>
+              <w:rPr>
+                <w:rFonts w:eastAsia="Times New Roman"/>
+              </w:rPr>
+              <w:t>CategoryName</w:t>
+            </w:r>
+            <w:proofErr w:type="spellEnd"/>
+            <w:r>
+              <w:rPr>
+                <w:rFonts w:eastAsia="Times New Roman"/>
+              </w:rPr>
+              <w:t xml:space="preserve"> :</w:t>
+            </w:r>
+            <w:proofErr w:type="gramEnd"/>
+            <w:r>
+              <w:rPr>
+                <w:rFonts w:eastAsia="Times New Roman"/>
+              </w:rPr>
+              <w:t xml:space="preserve"> VARCHAR(100)</w:t>
+            </w:r>
+          </w:p>
+        </w:tc>
+      </w:tr>
+      <w:tr>
+        <w:trPr>
+          <w:tblCellSpacing w:w="0" w:type="dxa"/>
+        </w:trPr>
+        <w:tc>
+          <w:tcPr>
+            <w:tcW w:w="0" w:type="auto"/>
+            <w:tcBorders>
+              <w:top w:val="outset" w:sz="6" w:space="0" w:color="auto"/>
+              <w:left w:val="outset" w:sz="6" w:space="0" w:color="auto"/>
+              <w:bottom w:val="outset" w:sz="6" w:space="0" w:color="auto"/>
+              <w:right w:val="outset" w:sz="6" w:space="0" w:color="auto"/>
+            </w:tcBorders>
+            <w:vAlign w:val="center"/>
+            <w:hideMark/>
+          </w:tcPr>
+          <w:p>
+            <w:pPr>
+              <w:rPr>
+                <w:rFonts w:eastAsia="Times New Roman"/>
+              </w:rPr>
+            </w:pPr>
+            <w:proofErr w:type="spellStart"/>
+            <w:proofErr w:type="gramStart"/>
+            <w:r>
+              <w:rPr>
+                <w:rFonts w:eastAsia="Times New Roman"/>
+              </w:rPr>
+              <w:t>MinAge</w:t>
+            </w:r>
+            <w:proofErr w:type="spellEnd"/>
+            <w:r>
+              <w:rPr>
+                <w:rFonts w:eastAsia="Times New Roman"/>
+              </w:rPr>
+              <w:t xml:space="preserve"> :</w:t>
+            </w:r>
+            <w:proofErr w:type="gramEnd"/>
+            <w:r>
+              <w:rPr>
+                <w:rFonts w:eastAsia="Times New Roman"/>
+              </w:rPr>
+              <w:t xml:space="preserve"> INT</w:t>
+            </w:r>
+          </w:p>
+        </w:tc>
+      </w:tr>
+      <w:tr>
+        <w:trPr>
+          <w:tblCellSpacing w:w="0" w:type="dxa"/>
+        </w:trPr>
+        <w:tc>
+          <w:tcPr>
+            <w:tcW w:w="0" w:type="auto"/>
+            <w:tcBorders>
+              <w:top w:val="outset" w:sz="6" w:space="0" w:color="auto"/>
+              <w:left w:val="outset" w:sz="6" w:space="0" w:color="auto"/>
+              <w:bottom w:val="outset" w:sz="6" w:space="0" w:color="auto"/>
+              <w:right w:val="outset" w:sz="6" w:space="0" w:color="auto"/>
+            </w:tcBorders>
+            <w:vAlign w:val="center"/>
+            <w:hideMark/>
+          </w:tcPr>
+          <w:p>
+            <w:pPr>
+              <w:rPr>
+                <w:rFonts w:eastAsia="Times New Roman"/>
+              </w:rPr>
+            </w:pPr>
+            <w:proofErr w:type="spellStart"/>
+            <w:proofErr w:type="gramStart"/>
+            <w:r>
+              <w:rPr>
+                <w:rFonts w:eastAsia="Times New Roman"/>
+              </w:rPr>
+              <w:t>MaxAge</w:t>
+            </w:r>
+            <w:proofErr w:type="spellEnd"/>
+            <w:r>
+              <w:rPr>
+                <w:rFonts w:eastAsia="Times New Roman"/>
+              </w:rPr>
+              <w:t xml:space="preserve"> :</w:t>
+            </w:r>
+            <w:proofErr w:type="gramEnd"/>
+            <w:r>
+              <w:rPr>
+                <w:rFonts w:eastAsia="Times New Roman"/>
+              </w:rPr>
+              <w:t xml:space="preserve"> INT</w:t>
+            </w:r>
+          </w:p>
+        </w:tc>
+      </w:tr>
+      <w:tr>
+        <w:trPr>
+          <w:tblCellSpacing w:w="0" w:type="dxa"/>
+        </w:trPr>
+        <w:tc>
+          <w:tcPr>
+            <w:tcW w:w="0" w:type="auto"/>
+            <w:tcBorders>
+              <w:top w:val="outset" w:sz="6" w:space="0" w:color="auto"/>
+              <w:left w:val="outset" w:sz="6" w:space="0" w:color="auto"/>
+              <w:bottom w:val="outset" w:sz="6" w:space="0" w:color="auto"/>
+              <w:right w:val="outset" w:sz="6" w:space="0" w:color="auto"/>
+            </w:tcBorders>
+            <w:vAlign w:val="center"/>
+            <w:hideMark/>
+          </w:tcPr>
+          <w:p>
+            <w:pPr>
+              <w:rPr>
+                <w:rFonts w:eastAsia="Times New Roman"/>
+              </w:rPr>
+            </w:pPr>
+            <w:proofErr w:type="spellStart"/>
+            <w:proofErr w:type="gramStart"/>
+            <w:r>
+              <w:rPr>
+                <w:rFonts w:eastAsia="Times New Roman"/>
+              </w:rPr>
+              <w:t>DistanceKm</w:t>
+            </w:r>
+            <w:proofErr w:type="spellEnd"/>
+            <w:r>
+              <w:rPr>
+                <w:rFonts w:eastAsia="Times New Roman"/>
+              </w:rPr>
+              <w:t xml:space="preserve"> :</w:t>
+            </w:r>
+            <w:proofErr w:type="gramEnd"/>
+            <w:r>
+              <w:rPr>
+                <w:rFonts w:eastAsia="Times New Roman"/>
+              </w:rPr>
+              <w:t xml:space="preserve"> DECIMAL(6,2)</w:t>
             </w:r>
           </w:p>
         </w:tc>
@@ -1251,52 +1687,31 @@
                 <w:b/>
                 <w:bCs/>
               </w:rPr>
-              <w:t>PK EnrolmentId</w:t>
-            </w:r>
-            <w:r>
-              <w:rPr>
-                <w:rFonts w:eastAsia="Times New Roman"/>
-              </w:rPr>
-              <w:t xml:space="preserve"> : INT</w:t>
-            </w:r>
-          </w:p>
-        </w:tc>
-      </w:tr>
-      <w:tr>
-        <w:trPr>
-          <w:tblCellSpacing w:w="0" w:type="dxa"/>
-        </w:trPr>
-        <w:tc>
-          <w:tcPr>
-            <w:tcW w:w="0" w:type="auto"/>
-            <w:tcBorders>
-              <w:top w:val="outset" w:sz="6" w:space="0" w:color="auto"/>
-              <w:left w:val="outset" w:sz="6" w:space="0" w:color="auto"/>
-              <w:bottom w:val="outset" w:sz="6" w:space="0" w:color="auto"/>
-              <w:right w:val="outset" w:sz="6" w:space="0" w:color="auto"/>
-            </w:tcBorders>
-            <w:vAlign w:val="center"/>
-            <w:hideMark/>
-          </w:tcPr>
-          <w:p>
-            <w:pPr>
-              <w:rPr>
-                <w:rFonts w:eastAsia="Times New Roman"/>
-              </w:rPr>
-            </w:pPr>
+              <w:t xml:space="preserve">PK </w:t>
+            </w:r>
+            <w:proofErr w:type="spellStart"/>
+            <w:proofErr w:type="gramStart"/>
             <w:r>
               <w:rPr>
                 <w:rFonts w:eastAsia="Times New Roman"/>
                 <w:b/>
                 <w:bCs/>
               </w:rPr>
-              <w:t>FK ParticipantId</w:t>
-            </w:r>
-            <w:r>
-              <w:rPr>
-                <w:rFonts w:eastAsia="Times New Roman"/>
-              </w:rPr>
-              <w:t xml:space="preserve"> : INT</w:t>
+              <w:t>EnrolmentId</w:t>
+            </w:r>
+            <w:proofErr w:type="spellEnd"/>
+            <w:r>
+              <w:rPr>
+                <w:rFonts w:eastAsia="Times New Roman"/>
+              </w:rPr>
+              <w:t xml:space="preserve"> :</w:t>
+            </w:r>
+            <w:proofErr w:type="gramEnd"/>
+            <w:r>
+              <w:rPr>
+                <w:rFonts w:eastAsia="Times New Roman"/>
+              </w:rPr>
+              <w:t xml:space="preserve"> INT</w:t>
             </w:r>
           </w:p>
         </w:tc>
@@ -1329,114 +1744,239 @@
                 <w:b/>
                 <w:bCs/>
               </w:rPr>
-              <w:t>FK EventId</w:t>
-            </w:r>
-            <w:r>
-              <w:rPr>
-                <w:rFonts w:eastAsia="Times New Roman"/>
-              </w:rPr>
-              <w:t xml:space="preserve"> : INT</w:t>
-            </w:r>
-          </w:p>
-        </w:tc>
-      </w:tr>
-      <w:tr>
-        <w:trPr>
-          <w:tblCellSpacing w:w="0" w:type="dxa"/>
-        </w:trPr>
-        <w:tc>
-          <w:tcPr>
-            <w:tcW w:w="0" w:type="auto"/>
-            <w:tcBorders>
-              <w:top w:val="outset" w:sz="6" w:space="0" w:color="auto"/>
-              <w:left w:val="outset" w:sz="6" w:space="0" w:color="auto"/>
-              <w:bottom w:val="outset" w:sz="6" w:space="0" w:color="auto"/>
-              <w:right w:val="outset" w:sz="6" w:space="0" w:color="auto"/>
-            </w:tcBorders>
-            <w:vAlign w:val="center"/>
-            <w:hideMark/>
-          </w:tcPr>
-          <w:p>
-            <w:pPr>
-              <w:rPr>
-                <w:rFonts w:eastAsia="Times New Roman"/>
-              </w:rPr>
-            </w:pPr>
+              <w:t xml:space="preserve">FK </w:t>
+            </w:r>
+            <w:proofErr w:type="spellStart"/>
+            <w:proofErr w:type="gramStart"/>
             <w:r>
               <w:rPr>
                 <w:rFonts w:eastAsia="Times New Roman"/>
                 <w:b/>
                 <w:bCs/>
               </w:rPr>
-              <w:t>FK CategoryId</w:t>
-            </w:r>
-            <w:r>
-              <w:rPr>
-                <w:rFonts w:eastAsia="Times New Roman"/>
-              </w:rPr>
-              <w:t xml:space="preserve"> : INT</w:t>
-            </w:r>
-          </w:p>
-        </w:tc>
-      </w:tr>
-      <w:tr>
-        <w:trPr>
-          <w:tblCellSpacing w:w="0" w:type="dxa"/>
-        </w:trPr>
-        <w:tc>
-          <w:tcPr>
-            <w:tcW w:w="0" w:type="auto"/>
-            <w:tcBorders>
-              <w:top w:val="outset" w:sz="6" w:space="0" w:color="auto"/>
-              <w:left w:val="outset" w:sz="6" w:space="0" w:color="auto"/>
-              <w:bottom w:val="outset" w:sz="6" w:space="0" w:color="auto"/>
-              <w:right w:val="outset" w:sz="6" w:space="0" w:color="auto"/>
-            </w:tcBorders>
-            <w:vAlign w:val="center"/>
-            <w:hideMark/>
-          </w:tcPr>
-          <w:p>
-            <w:pPr>
-              <w:rPr>
-                <w:rFonts w:eastAsia="Times New Roman"/>
-              </w:rPr>
-            </w:pPr>
-            <w:r>
-              <w:rPr>
-                <w:rFonts w:eastAsia="Times New Roman"/>
-              </w:rPr>
-              <w:t>EnrolmentDate : DATETIME2</w:t>
-            </w:r>
-          </w:p>
-        </w:tc>
-      </w:tr>
-      <w:tr>
-        <w:trPr>
-          <w:tblCellSpacing w:w="0" w:type="dxa"/>
-        </w:trPr>
-        <w:tc>
-          <w:tcPr>
-            <w:tcW w:w="0" w:type="auto"/>
-            <w:tcBorders>
-              <w:top w:val="outset" w:sz="6" w:space="0" w:color="auto"/>
-              <w:left w:val="outset" w:sz="6" w:space="0" w:color="auto"/>
-              <w:bottom w:val="outset" w:sz="6" w:space="0" w:color="auto"/>
-              <w:right w:val="outset" w:sz="6" w:space="0" w:color="auto"/>
-            </w:tcBorders>
-            <w:vAlign w:val="center"/>
-            <w:hideMark/>
-          </w:tcPr>
-          <w:p>
-            <w:pPr>
-              <w:rPr>
-                <w:rFonts w:eastAsia="Times New Roman"/>
-              </w:rPr>
-            </w:pPr>
-            <w:r>
-              <w:rPr>
-                <w:rFonts w:eastAsia="Times New Roman"/>
-              </w:rPr>
-              <w:t>EnrolmentStatus : VARCHAR(20)</w:t>
+              <w:t>ParticipantId</w:t>
+            </w:r>
+            <w:proofErr w:type="spellEnd"/>
+            <w:r>
+              <w:rPr>
+                <w:rFonts w:eastAsia="Times New Roman"/>
+              </w:rPr>
+              <w:t xml:space="preserve"> :</w:t>
+            </w:r>
+            <w:proofErr w:type="gramEnd"/>
+            <w:r>
+              <w:rPr>
+                <w:rFonts w:eastAsia="Times New Roman"/>
+              </w:rPr>
+              <w:t xml:space="preserve"> INT</w:t>
+            </w:r>
+          </w:p>
+        </w:tc>
+      </w:tr>
+      <w:tr>
+        <w:trPr>
+          <w:tblCellSpacing w:w="0" w:type="dxa"/>
+        </w:trPr>
+        <w:tc>
+          <w:tcPr>
+            <w:tcW w:w="0" w:type="auto"/>
+            <w:tcBorders>
+              <w:top w:val="outset" w:sz="6" w:space="0" w:color="auto"/>
+              <w:left w:val="outset" w:sz="6" w:space="0" w:color="auto"/>
+              <w:bottom w:val="outset" w:sz="6" w:space="0" w:color="auto"/>
+              <w:right w:val="outset" w:sz="6" w:space="0" w:color="auto"/>
+            </w:tcBorders>
+            <w:vAlign w:val="center"/>
+            <w:hideMark/>
+          </w:tcPr>
+          <w:p>
+            <w:pPr>
+              <w:rPr>
+                <w:rFonts w:eastAsia="Times New Roman"/>
+              </w:rPr>
+            </w:pPr>
+            <w:r>
+              <w:rPr>
+                <w:rFonts w:eastAsia="Times New Roman"/>
+                <w:b/>
+                <w:bCs/>
+              </w:rPr>
+              <w:t xml:space="preserve">FK </w:t>
+            </w:r>
+            <w:proofErr w:type="spellStart"/>
+            <w:proofErr w:type="gramStart"/>
+            <w:r>
+              <w:rPr>
+                <w:rFonts w:eastAsia="Times New Roman"/>
+                <w:b/>
+                <w:bCs/>
+              </w:rPr>
+              <w:t>EventId</w:t>
+            </w:r>
+            <w:proofErr w:type="spellEnd"/>
+            <w:r>
+              <w:rPr>
+                <w:rFonts w:eastAsia="Times New Roman"/>
+              </w:rPr>
+              <w:t xml:space="preserve"> :</w:t>
+            </w:r>
+            <w:proofErr w:type="gramEnd"/>
+            <w:r>
+              <w:rPr>
+                <w:rFonts w:eastAsia="Times New Roman"/>
+              </w:rPr>
+              <w:t xml:space="preserve"> INT</w:t>
+            </w:r>
+          </w:p>
+        </w:tc>
+      </w:tr>
+      <w:tr>
+        <w:trPr>
+          <w:tblCellSpacing w:w="0" w:type="dxa"/>
+        </w:trPr>
+        <w:tc>
+          <w:tcPr>
+            <w:tcW w:w="0" w:type="auto"/>
+            <w:tcBorders>
+              <w:top w:val="outset" w:sz="6" w:space="0" w:color="auto"/>
+              <w:left w:val="outset" w:sz="6" w:space="0" w:color="auto"/>
+              <w:bottom w:val="outset" w:sz="6" w:space="0" w:color="auto"/>
+              <w:right w:val="outset" w:sz="6" w:space="0" w:color="auto"/>
+            </w:tcBorders>
+            <w:vAlign w:val="center"/>
+            <w:hideMark/>
+          </w:tcPr>
+          <w:p>
+            <w:pPr>
+              <w:rPr>
+                <w:rFonts w:eastAsia="Times New Roman"/>
+              </w:rPr>
+            </w:pPr>
+            <w:r>
+              <w:rPr>
+                <w:rFonts w:eastAsia="Times New Roman"/>
+                <w:b/>
+                <w:bCs/>
+              </w:rPr>
+              <w:t xml:space="preserve">FK </w:t>
+            </w:r>
+            <w:proofErr w:type="spellStart"/>
+            <w:proofErr w:type="gramStart"/>
+            <w:r>
+              <w:rPr>
+                <w:rFonts w:eastAsia="Times New Roman"/>
+                <w:b/>
+                <w:bCs/>
+              </w:rPr>
+              <w:t>CategoryId</w:t>
+            </w:r>
+            <w:proofErr w:type="spellEnd"/>
+            <w:r>
+              <w:rPr>
+                <w:rFonts w:eastAsia="Times New Roman"/>
+              </w:rPr>
+              <w:t xml:space="preserve"> :</w:t>
+            </w:r>
+            <w:proofErr w:type="gramEnd"/>
+            <w:r>
+              <w:rPr>
+                <w:rFonts w:eastAsia="Times New Roman"/>
+              </w:rPr>
+              <w:t xml:space="preserve"> INT</w:t>
+            </w:r>
+          </w:p>
+        </w:tc>
+      </w:tr>
+      <w:tr>
+        <w:trPr>
+          <w:tblCellSpacing w:w="0" w:type="dxa"/>
+        </w:trPr>
+        <w:tc>
+          <w:tcPr>
+            <w:tcW w:w="0" w:type="auto"/>
+            <w:tcBorders>
+              <w:top w:val="outset" w:sz="6" w:space="0" w:color="auto"/>
+              <w:left w:val="outset" w:sz="6" w:space="0" w:color="auto"/>
+              <w:bottom w:val="outset" w:sz="6" w:space="0" w:color="auto"/>
+              <w:right w:val="outset" w:sz="6" w:space="0" w:color="auto"/>
+            </w:tcBorders>
+            <w:vAlign w:val="center"/>
+            <w:hideMark/>
+          </w:tcPr>
+          <w:p>
+            <w:pPr>
+              <w:rPr>
+                <w:rFonts w:eastAsia="Times New Roman"/>
+              </w:rPr>
+            </w:pPr>
+            <w:proofErr w:type="spellStart"/>
+            <w:proofErr w:type="gramStart"/>
+            <w:r>
+              <w:rPr>
+                <w:rFonts w:eastAsia="Times New Roman"/>
+              </w:rPr>
+              <w:t>EnrolmentDate</w:t>
+            </w:r>
+            <w:proofErr w:type="spellEnd"/>
+            <w:r>
+              <w:rPr>
+                <w:rFonts w:eastAsia="Times New Roman"/>
+              </w:rPr>
+              <w:t xml:space="preserve"> :</w:t>
+            </w:r>
+            <w:proofErr w:type="gramEnd"/>
+            <w:r>
+              <w:rPr>
+                <w:rFonts w:eastAsia="Times New Roman"/>
+              </w:rPr>
+              <w:t xml:space="preserve"> DATETIME2</w:t>
+            </w:r>
+          </w:p>
+        </w:tc>
+      </w:tr>
+      <w:tr>
+        <w:trPr>
+          <w:tblCellSpacing w:w="0" w:type="dxa"/>
+        </w:trPr>
+        <w:tc>
+          <w:tcPr>
+            <w:tcW w:w="0" w:type="auto"/>
+            <w:tcBorders>
+              <w:top w:val="outset" w:sz="6" w:space="0" w:color="auto"/>
+              <w:left w:val="outset" w:sz="6" w:space="0" w:color="auto"/>
+              <w:bottom w:val="outset" w:sz="6" w:space="0" w:color="auto"/>
+              <w:right w:val="outset" w:sz="6" w:space="0" w:color="auto"/>
+            </w:tcBorders>
+            <w:vAlign w:val="center"/>
+            <w:hideMark/>
+          </w:tcPr>
+          <w:p>
+            <w:pPr>
+              <w:rPr>
+                <w:rFonts w:eastAsia="Times New Roman"/>
+              </w:rPr>
+            </w:pPr>
+            <w:proofErr w:type="spellStart"/>
+            <w:proofErr w:type="gramStart"/>
+            <w:r>
+              <w:rPr>
+                <w:rFonts w:eastAsia="Times New Roman"/>
+              </w:rPr>
+              <w:t>EnrolmentStatus</w:t>
+            </w:r>
+            <w:proofErr w:type="spellEnd"/>
+            <w:r>
+              <w:rPr>
+                <w:rFonts w:eastAsia="Times New Roman"/>
+              </w:rPr>
+              <w:t xml:space="preserve"> :</w:t>
+            </w:r>
+            <w:proofErr w:type="gramEnd"/>
+            <w:r>
+              <w:rPr>
+                <w:rFonts w:eastAsia="Times New Roman"/>
+              </w:rPr>
+              <w:t xml:space="preserve"> VARCHAR(20)</w:t>
             </w:r>
           </w:p>
         </w:tc>
@@ -1527,145 +2067,229 @@
                 <w:b/>
                 <w:bCs/>
               </w:rPr>
-              <w:t>PK ResultId</w:t>
-            </w:r>
-            <w:r>
-              <w:rPr>
-                <w:rFonts w:eastAsia="Times New Roman"/>
-              </w:rPr>
-              <w:t xml:space="preserve"> : INT</w:t>
-            </w:r>
-          </w:p>
-        </w:tc>
-      </w:tr>
-      <w:tr>
-        <w:trPr>
-          <w:tblCellSpacing w:w="0" w:type="dxa"/>
-        </w:trPr>
-        <w:tc>
-          <w:tcPr>
-            <w:tcW w:w="0" w:type="auto"/>
-            <w:tcBorders>
-              <w:top w:val="outset" w:sz="6" w:space="0" w:color="auto"/>
-              <w:left w:val="outset" w:sz="6" w:space="0" w:color="auto"/>
-              <w:bottom w:val="outset" w:sz="6" w:space="0" w:color="auto"/>
-              <w:right w:val="outset" w:sz="6" w:space="0" w:color="auto"/>
-            </w:tcBorders>
-            <w:vAlign w:val="center"/>
-            <w:hideMark/>
-          </w:tcPr>
-          <w:p>
-            <w:pPr>
-              <w:rPr>
-                <w:rFonts w:eastAsia="Times New Roman"/>
-              </w:rPr>
-            </w:pPr>
+              <w:t xml:space="preserve">PK </w:t>
+            </w:r>
+            <w:proofErr w:type="spellStart"/>
+            <w:proofErr w:type="gramStart"/>
             <w:r>
               <w:rPr>
                 <w:rFonts w:eastAsia="Times New Roman"/>
                 <w:b/>
                 <w:bCs/>
               </w:rPr>
-              <w:t>FK EnrolmentId</w:t>
-            </w:r>
-            <w:r>
-              <w:rPr>
-                <w:rFonts w:eastAsia="Times New Roman"/>
-              </w:rPr>
-              <w:t xml:space="preserve"> : INT</w:t>
-            </w:r>
-          </w:p>
-        </w:tc>
-      </w:tr>
-      <w:tr>
-        <w:trPr>
-          <w:tblCellSpacing w:w="0" w:type="dxa"/>
-        </w:trPr>
-        <w:tc>
-          <w:tcPr>
-            <w:tcW w:w="0" w:type="auto"/>
-            <w:tcBorders>
-              <w:top w:val="outset" w:sz="6" w:space="0" w:color="auto"/>
-              <w:left w:val="outset" w:sz="6" w:space="0" w:color="auto"/>
-              <w:bottom w:val="outset" w:sz="6" w:space="0" w:color="auto"/>
-              <w:right w:val="outset" w:sz="6" w:space="0" w:color="auto"/>
-            </w:tcBorders>
-            <w:vAlign w:val="center"/>
-            <w:hideMark/>
-          </w:tcPr>
-          <w:p>
-            <w:pPr>
-              <w:rPr>
-                <w:rFonts w:eastAsia="Times New Roman"/>
-              </w:rPr>
-            </w:pPr>
-            <w:r>
-              <w:rPr>
-                <w:rFonts w:eastAsia="Times New Roman"/>
-              </w:rPr>
-              <w:t>FinishTime : TIME</w:t>
-            </w:r>
-          </w:p>
-        </w:tc>
-      </w:tr>
-      <w:tr>
-        <w:trPr>
-          <w:tblCellSpacing w:w="0" w:type="dxa"/>
-        </w:trPr>
-        <w:tc>
-          <w:tcPr>
-            <w:tcW w:w="0" w:type="auto"/>
-            <w:tcBorders>
-              <w:top w:val="outset" w:sz="6" w:space="0" w:color="auto"/>
-              <w:left w:val="outset" w:sz="6" w:space="0" w:color="auto"/>
-              <w:bottom w:val="outset" w:sz="6" w:space="0" w:color="auto"/>
-              <w:right w:val="outset" w:sz="6" w:space="0" w:color="auto"/>
-            </w:tcBorders>
-            <w:vAlign w:val="center"/>
-            <w:hideMark/>
-          </w:tcPr>
-          <w:p>
-            <w:pPr>
-              <w:rPr>
-                <w:rFonts w:eastAsia="Times New Roman"/>
-              </w:rPr>
-            </w:pPr>
-            <w:r>
-              <w:rPr>
-                <w:rFonts w:eastAsia="Times New Roman"/>
-              </w:rPr>
-              <w:t>FinishingPosition : INT</w:t>
-            </w:r>
-          </w:p>
-        </w:tc>
-      </w:tr>
-      <w:tr>
-        <w:trPr>
-          <w:tblCellSpacing w:w="0" w:type="dxa"/>
-        </w:trPr>
-        <w:tc>
-          <w:tcPr>
-            <w:tcW w:w="0" w:type="auto"/>
-            <w:tcBorders>
-              <w:top w:val="outset" w:sz="6" w:space="0" w:color="auto"/>
-              <w:left w:val="outset" w:sz="6" w:space="0" w:color="auto"/>
-              <w:bottom w:val="outset" w:sz="6" w:space="0" w:color="auto"/>
-              <w:right w:val="outset" w:sz="6" w:space="0" w:color="auto"/>
-            </w:tcBorders>
-            <w:vAlign w:val="center"/>
-            <w:hideMark/>
-          </w:tcPr>
-          <w:p>
-            <w:pPr>
-              <w:rPr>
-                <w:rFonts w:eastAsia="Times New Roman"/>
-              </w:rPr>
-            </w:pPr>
-            <w:r>
-              <w:rPr>
-                <w:rFonts w:eastAsia="Times New Roman"/>
-              </w:rPr>
-              <w:t>PublishedAt : DATETIME2</w:t>
+              <w:t>ResultId</w:t>
+            </w:r>
+            <w:proofErr w:type="spellEnd"/>
+            <w:r>
+              <w:rPr>
+                <w:rFonts w:eastAsia="Times New Roman"/>
+              </w:rPr>
+              <w:t xml:space="preserve"> :</w:t>
+            </w:r>
+            <w:proofErr w:type="gramEnd"/>
+            <w:r>
+              <w:rPr>
+                <w:rFonts w:eastAsia="Times New Roman"/>
+              </w:rPr>
+              <w:t xml:space="preserve"> INT</w:t>
+            </w:r>
+          </w:p>
+        </w:tc>
+      </w:tr>
+      <w:tr>
+        <w:trPr>
+          <w:tblCellSpacing w:w="0" w:type="dxa"/>
+        </w:trPr>
+        <w:tc>
+          <w:tcPr>
+            <w:tcW w:w="0" w:type="auto"/>
+            <w:tcBorders>
+              <w:top w:val="outset" w:sz="6" w:space="0" w:color="auto"/>
+              <w:left w:val="outset" w:sz="6" w:space="0" w:color="auto"/>
+              <w:bottom w:val="outset" w:sz="6" w:space="0" w:color="auto"/>
+              <w:right w:val="outset" w:sz="6" w:space="0" w:color="auto"/>
+            </w:tcBorders>
+            <w:vAlign w:val="center"/>
+            <w:hideMark/>
+          </w:tcPr>
+          <w:p>
+            <w:pPr>
+              <w:rPr>
+                <w:rFonts w:eastAsia="Times New Roman"/>
+              </w:rPr>
+            </w:pPr>
+            <w:r>
+              <w:rPr>
+                <w:rFonts w:eastAsia="Times New Roman"/>
+                <w:b/>
+                <w:bCs/>
+              </w:rPr>
+              <w:t xml:space="preserve">FK </w:t>
+            </w:r>
+            <w:proofErr w:type="spellStart"/>
+            <w:proofErr w:type="gramStart"/>
+            <w:r>
+              <w:rPr>
+                <w:rFonts w:eastAsia="Times New Roman"/>
+                <w:b/>
+                <w:bCs/>
+              </w:rPr>
+              <w:t>EnrolmentId</w:t>
+            </w:r>
+            <w:proofErr w:type="spellEnd"/>
+            <w:r>
+              <w:rPr>
+                <w:rFonts w:eastAsia="Times New Roman"/>
+              </w:rPr>
+              <w:t xml:space="preserve"> :</w:t>
+            </w:r>
+            <w:proofErr w:type="gramEnd"/>
+            <w:r>
+              <w:rPr>
+                <w:rFonts w:eastAsia="Times New Roman"/>
+              </w:rPr>
+              <w:t xml:space="preserve"> INT</w:t>
+            </w:r>
+          </w:p>
+        </w:tc>
+      </w:tr>
+      <w:tr>
+        <w:trPr>
+          <w:tblCellSpacing w:w="0" w:type="dxa"/>
+        </w:trPr>
+        <w:tc>
+          <w:tcPr>
+            <w:tcW w:w="0" w:type="auto"/>
+            <w:tcBorders>
+              <w:top w:val="outset" w:sz="6" w:space="0" w:color="auto"/>
+              <w:left w:val="outset" w:sz="6" w:space="0" w:color="auto"/>
+              <w:bottom w:val="outset" w:sz="6" w:space="0" w:color="auto"/>
+              <w:right w:val="outset" w:sz="6" w:space="0" w:color="auto"/>
+            </w:tcBorders>
+            <w:vAlign w:val="center"/>
+            <w:hideMark/>
+          </w:tcPr>
+          <w:p>
+            <w:pPr>
+              <w:rPr>
+                <w:rFonts w:eastAsia="Times New Roman"/>
+              </w:rPr>
+            </w:pPr>
+            <w:proofErr w:type="spellStart"/>
+            <w:proofErr w:type="gramStart"/>
+            <w:r>
+              <w:rPr>
+                <w:rFonts w:eastAsia="Times New Roman"/>
+              </w:rPr>
+              <w:t>FinishTime</w:t>
+            </w:r>
+            <w:proofErr w:type="spellEnd"/>
+            <w:r>
+              <w:rPr>
+                <w:rFonts w:eastAsia="Times New Roman"/>
+              </w:rPr>
+              <w:t xml:space="preserve"> :</w:t>
+            </w:r>
+            <w:proofErr w:type="gramEnd"/>
+            <w:r>
+              <w:rPr>
+                <w:rFonts w:eastAsia="Times New Roman"/>
+              </w:rPr>
+              <w:t xml:space="preserve"> TIME</w:t>
+            </w:r>
+          </w:p>
+        </w:tc>
+      </w:tr>
+      <w:tr>
+        <w:trPr>
+          <w:tblCellSpacing w:w="0" w:type="dxa"/>
+        </w:trPr>
+        <w:tc>
+          <w:tcPr>
+            <w:tcW w:w="0" w:type="auto"/>
+            <w:tcBorders>
+              <w:top w:val="outset" w:sz="6" w:space="0" w:color="auto"/>
+              <w:left w:val="outset" w:sz="6" w:space="0" w:color="auto"/>
+              <w:bottom w:val="outset" w:sz="6" w:space="0" w:color="auto"/>
+              <w:right w:val="outset" w:sz="6" w:space="0" w:color="auto"/>
+            </w:tcBorders>
+            <w:vAlign w:val="center"/>
+            <w:hideMark/>
+          </w:tcPr>
+          <w:p>
+            <w:pPr>
+              <w:rPr>
+                <w:rFonts w:eastAsia="Times New Roman"/>
+              </w:rPr>
+            </w:pPr>
+            <w:proofErr w:type="spellStart"/>
+            <w:proofErr w:type="gramStart"/>
+            <w:r>
+              <w:rPr>
+                <w:rFonts w:eastAsia="Times New Roman"/>
+              </w:rPr>
+              <w:t>FinishingPosition</w:t>
+            </w:r>
+            <w:proofErr w:type="spellEnd"/>
+            <w:r>
+              <w:rPr>
+                <w:rFonts w:eastAsia="Times New Roman"/>
+              </w:rPr>
+              <w:t xml:space="preserve"> :</w:t>
+            </w:r>
+            <w:proofErr w:type="gramEnd"/>
+            <w:r>
+              <w:rPr>
+                <w:rFonts w:eastAsia="Times New Roman"/>
+              </w:rPr>
+              <w:t xml:space="preserve"> INT</w:t>
+            </w:r>
+          </w:p>
+        </w:tc>
+      </w:tr>
+      <w:tr>
+        <w:trPr>
+          <w:tblCellSpacing w:w="0" w:type="dxa"/>
+        </w:trPr>
+        <w:tc>
+          <w:tcPr>
+            <w:tcW w:w="0" w:type="auto"/>
+            <w:tcBorders>
+              <w:top w:val="outset" w:sz="6" w:space="0" w:color="auto"/>
+              <w:left w:val="outset" w:sz="6" w:space="0" w:color="auto"/>
+              <w:bottom w:val="outset" w:sz="6" w:space="0" w:color="auto"/>
+              <w:right w:val="outset" w:sz="6" w:space="0" w:color="auto"/>
+            </w:tcBorders>
+            <w:vAlign w:val="center"/>
+            <w:hideMark/>
+          </w:tcPr>
+          <w:p>
+            <w:pPr>
+              <w:rPr>
+                <w:rFonts w:eastAsia="Times New Roman"/>
+              </w:rPr>
+            </w:pPr>
+            <w:proofErr w:type="spellStart"/>
+            <w:proofErr w:type="gramStart"/>
+            <w:r>
+              <w:rPr>
+                <w:rFonts w:eastAsia="Times New Roman"/>
+              </w:rPr>
+              <w:t>PublishedAt</w:t>
+            </w:r>
+            <w:proofErr w:type="spellEnd"/>
+            <w:r>
+              <w:rPr>
+                <w:rFonts w:eastAsia="Times New Roman"/>
+              </w:rPr>
+              <w:t xml:space="preserve"> :</w:t>
+            </w:r>
+            <w:proofErr w:type="gramEnd"/>
+            <w:r>
+              <w:rPr>
+                <w:rFonts w:eastAsia="Times New Roman"/>
+              </w:rPr>
+              <w:t xml:space="preserve"> DATETIME2</w:t>
             </w:r>
           </w:p>
         </w:tc>
@@ -1673,12 +2297,7 @@
     </w:tbl>
     <w:p/>
     <w:sectPr>
-      <w:headerReference w:type="even" r:id="rId6"/>
-      <w:headerReference w:type="default" r:id="rId7"/>
-      <w:footerReference w:type="even" r:id="rId8"/>
-      <w:footerReference w:type="default" r:id="rId9"/>
-      <w:headerReference w:type="first" r:id="rId10"/>
-      <w:footerReference w:type="first" r:id="rId11"/>
+      <w:headerReference w:type="default" r:id="rId6"/>
       <w:pgSz w:w="11906" w:h="16838"/>
       <w:pgMar w:top="1440" w:right="1440" w:bottom="1440" w:left="1440" w:header="708" w:footer="708" w:gutter="0"/>
       <w:cols w:space="708"/>
@@ -1707,36 +2326,6 @@
 </w:endnotes>
 </file>
 
-<file path=word/footer1.xml><?xml version="1.0" encoding="utf-8"?>
-<w:ftr xmlns:wpc="http://schemas.microsoft.com/office/word/2010/wordprocessingCanvas" xmlns:cx="http://schemas.microsoft.com/office/drawing/2014/chartex" xmlns:cx1="http://schemas.microsoft.com/office/drawing/2015/9/8/chartex" xmlns:cx2="http://schemas.microsoft.com/office/drawing/2015/10/21/chartex" xmlns:cx3="http://schemas.microsoft.com/office/drawing/2016/5/9/chartex" xmlns:cx4="http://schemas.microsoft.com/office/drawing/2016/5/10/chartex" xmlns:cx5="http://schemas.microsoft.com/office/drawing/2016/5/11/chartex" xmlns:cx6="http://schemas.microsoft.com/office/drawing/2016/5/12/chartex" xmlns:cx7="http://schemas.microsoft.com/office/drawing/2016/5/13/chartex" xmlns:cx8="http://schemas.microsoft.com/office/drawing/2016/5/14/chartex" xmlns:mc="http://schemas.openxmlformats.org/markup-compatibility/2006" xmlns:aink="http://schemas.microsoft.com/office/drawing/2016/ink" xmlns:am3d="http://schemas.microsoft.com/office/drawing/2017/model3d" xmlns:o="urn:schemas-microsoft-com:office:office" xmlns:r="http://schemas.openxmlformats.org/officeDocument/2006/relationships" xmlns:m="http://schemas.openxmlformats.org/officeDocument/2006/math" xmlns:v="urn:schemas-microsoft-com:vml" xmlns:wp14="http://schemas.microsoft.com/office/word/2010/wordprocessingDrawing" xmlns:wp="http://schemas.openxmlformats.org/drawingml/2006/wordprocessingDrawing" xmlns:w10="urn:schemas-microsoft-com:office:word" xmlns:w="http://schemas.openxmlformats.org/wordprocessingml/2006/main" xmlns:w14="http://schemas.microsoft.com/office/word/2010/wordml" xmlns:w15="http://schemas.microsoft.com/office/word/2012/wordml" xmlns:w16cex="http://schemas.microsoft.com/office/word/2018/wordml/cex" xmlns:w16cid="http://schemas.microsoft.com/office/word/2016/wordml/cid" xmlns:w16="http://schemas.microsoft.com/office/word/2018/wordml" xmlns:w16sdtdh="http://schemas.microsoft.com/office/word/2020/wordml/sdtdatahash" xmlns:w16se="http://schemas.microsoft.com/office/word/2015/wordml/symex" xmlns:wpg="http://schemas.microsoft.com/office/word/2010/wordprocessingGroup" xmlns:wpi="http://schemas.microsoft.com/office/word/2010/wordprocessingInk" xmlns:wne="http://schemas.microsoft.com/office/word/2006/wordml" xmlns:wps="http://schemas.microsoft.com/office/word/2010/wordprocessingShape" mc:Ignorable="w14 w15 w16se w16cid w16 w16cex w16sdtdh wp14">
-  <w:p>
-    <w:pPr>
-      <w:pStyle w:val="Footer"/>
-    </w:pPr>
-  </w:p>
-</w:ftr>
-</file>
-
-<file path=word/footer2.xml><?xml version="1.0" encoding="utf-8"?>
-<w:ftr xmlns:wpc="http://schemas.microsoft.com/office/word/2010/wordprocessingCanvas" xmlns:cx="http://schemas.microsoft.com/office/drawing/2014/chartex" xmlns:cx1="http://schemas.microsoft.com/office/drawing/2015/9/8/chartex" xmlns:cx2="http://schemas.microsoft.com/office/drawing/2015/10/21/chartex" xmlns:cx3="http://schemas.microsoft.com/office/drawing/2016/5/9/chartex" xmlns:cx4="http://schemas.microsoft.com/office/drawing/2016/5/10/chartex" xmlns:cx5="http://schemas.microsoft.com/office/drawing/2016/5/11/chartex" xmlns:cx6="http://schemas.microsoft.com/office/drawing/2016/5/12/chartex" xmlns:cx7="http://schemas.microsoft.com/office/drawing/2016/5/13/chartex" xmlns:cx8="http://schemas.microsoft.com/office/drawing/2016/5/14/chartex" xmlns:mc="http://schemas.openxmlformats.org/markup-compatibility/2006" xmlns:aink="http://schemas.microsoft.com/office/drawing/2016/ink" xmlns:am3d="http://schemas.microsoft.com/office/drawing/2017/model3d" xmlns:o="urn:schemas-microsoft-com:office:office" xmlns:r="http://schemas.openxmlformats.org/officeDocument/2006/relationships" xmlns:m="http://schemas.openxmlformats.org/officeDocument/2006/math" xmlns:v="urn:schemas-microsoft-com:vml" xmlns:wp14="http://schemas.microsoft.com/office/word/2010/wordprocessingDrawing" xmlns:wp="http://schemas.openxmlformats.org/drawingml/2006/wordprocessingDrawing" xmlns:w10="urn:schemas-microsoft-com:office:word" xmlns:w="http://schemas.openxmlformats.org/wordprocessingml/2006/main" xmlns:w14="http://schemas.microsoft.com/office/word/2010/wordml" xmlns:w15="http://schemas.microsoft.com/office/word/2012/wordml" xmlns:w16cex="http://schemas.microsoft.com/office/word/2018/wordml/cex" xmlns:w16cid="http://schemas.microsoft.com/office/word/2016/wordml/cid" xmlns:w16="http://schemas.microsoft.com/office/word/2018/wordml" xmlns:w16sdtdh="http://schemas.microsoft.com/office/word/2020/wordml/sdtdatahash" xmlns:w16se="http://schemas.microsoft.com/office/word/2015/wordml/symex" xmlns:wpg="http://schemas.microsoft.com/office/word/2010/wordprocessingGroup" xmlns:wpi="http://schemas.microsoft.com/office/word/2010/wordprocessingInk" xmlns:wne="http://schemas.microsoft.com/office/word/2006/wordml" xmlns:wps="http://schemas.microsoft.com/office/word/2010/wordprocessingShape" mc:Ignorable="w14 w15 w16se w16cid w16 w16cex w16sdtdh wp14">
-  <w:p>
-    <w:pPr>
-      <w:pStyle w:val="Footer"/>
-    </w:pPr>
-  </w:p>
-</w:ftr>
-</file>
-
-<file path=word/footer3.xml><?xml version="1.0" encoding="utf-8"?>
-<w:ftr xmlns:wpc="http://schemas.microsoft.com/office/word/2010/wordprocessingCanvas" xmlns:cx="http://schemas.microsoft.com/office/drawing/2014/chartex" xmlns:cx1="http://schemas.microsoft.com/office/drawing/2015/9/8/chartex" xmlns:cx2="http://schemas.microsoft.com/office/drawing/2015/10/21/chartex" xmlns:cx3="http://schemas.microsoft.com/office/drawing/2016/5/9/chartex" xmlns:cx4="http://schemas.microsoft.com/office/drawing/2016/5/10/chartex" xmlns:cx5="http://schemas.microsoft.com/office/drawing/2016/5/11/chartex" xmlns:cx6="http://schemas.microsoft.com/office/drawing/2016/5/12/chartex" xmlns:cx7="http://schemas.microsoft.com/office/drawing/2016/5/13/chartex" xmlns:cx8="http://schemas.microsoft.com/office/drawing/2016/5/14/chartex" xmlns:mc="http://schemas.openxmlformats.org/markup-compatibility/2006" xmlns:aink="http://schemas.microsoft.com/office/drawing/2016/ink" xmlns:am3d="http://schemas.microsoft.com/office/drawing/2017/model3d" xmlns:o="urn:schemas-microsoft-com:office:office" xmlns:r="http://schemas.openxmlformats.org/officeDocument/2006/relationships" xmlns:m="http://schemas.openxmlformats.org/officeDocument/2006/math" xmlns:v="urn:schemas-microsoft-com:vml" xmlns:wp14="http://schemas.microsoft.com/office/word/2010/wordprocessingDrawing" xmlns:wp="http://schemas.openxmlformats.org/drawingml/2006/wordprocessingDrawing" xmlns:w10="urn:schemas-microsoft-com:office:word" xmlns:w="http://schemas.openxmlformats.org/wordprocessingml/2006/main" xmlns:w14="http://schemas.microsoft.com/office/word/2010/wordml" xmlns:w15="http://schemas.microsoft.com/office/word/2012/wordml" xmlns:w16cex="http://schemas.microsoft.com/office/word/2018/wordml/cex" xmlns:w16cid="http://schemas.microsoft.com/office/word/2016/wordml/cid" xmlns:w16="http://schemas.microsoft.com/office/word/2018/wordml" xmlns:w16sdtdh="http://schemas.microsoft.com/office/word/2020/wordml/sdtdatahash" xmlns:w16se="http://schemas.microsoft.com/office/word/2015/wordml/symex" xmlns:wpg="http://schemas.microsoft.com/office/word/2010/wordprocessingGroup" xmlns:wpi="http://schemas.microsoft.com/office/word/2010/wordprocessingInk" xmlns:wne="http://schemas.microsoft.com/office/word/2006/wordml" xmlns:wps="http://schemas.microsoft.com/office/word/2010/wordprocessingShape" mc:Ignorable="w14 w15 w16se w16cid w16 w16cex w16sdtdh wp14">
-  <w:p>
-    <w:pPr>
-      <w:pStyle w:val="Footer"/>
-    </w:pPr>
-  </w:p>
-</w:ftr>
-</file>
-
 <file path=word/footnotes.xml><?xml version="1.0" encoding="utf-8"?>
 <w:footnotes xmlns:wpc="http://schemas.microsoft.com/office/word/2010/wordprocessingCanvas" xmlns:cx="http://schemas.microsoft.com/office/drawing/2014/chartex" xmlns:cx1="http://schemas.microsoft.com/office/drawing/2015/9/8/chartex" xmlns:cx2="http://schemas.microsoft.com/office/drawing/2015/10/21/chartex" xmlns:cx3="http://schemas.microsoft.com/office/drawing/2016/5/9/chartex" xmlns:cx4="http://schemas.microsoft.com/office/drawing/2016/5/10/chartex" xmlns:cx5="http://schemas.microsoft.com/office/drawing/2016/5/11/chartex" xmlns:cx6="http://schemas.microsoft.com/office/drawing/2016/5/12/chartex" xmlns:cx7="http://schemas.microsoft.com/office/drawing/2016/5/13/chartex" xmlns:cx8="http://schemas.microsoft.com/office/drawing/2016/5/14/chartex" xmlns:mc="http://schemas.openxmlformats.org/markup-compatibility/2006" xmlns:aink="http://schemas.microsoft.com/office/drawing/2016/ink" xmlns:am3d="http://schemas.microsoft.com/office/drawing/2017/model3d" xmlns:o="urn:schemas-microsoft-com:office:office" xmlns:r="http://schemas.openxmlformats.org/officeDocument/2006/relationships" xmlns:m="http://schemas.openxmlformats.org/officeDocument/2006/math" xmlns:v="urn:schemas-microsoft-com:vml" xmlns:wp14="http://schemas.microsoft.com/office/word/2010/wordprocessingDrawing" xmlns:wp="http://schemas.openxmlformats.org/drawingml/2006/wordprocessingDrawing" xmlns:w10="urn:schemas-microsoft-com:office:word" xmlns:w="http://schemas.openxmlformats.org/wordprocessingml/2006/main" xmlns:w14="http://schemas.microsoft.com/office/word/2010/wordml" xmlns:w15="http://schemas.microsoft.com/office/word/2012/wordml" xmlns:w16cex="http://schemas.microsoft.com/office/word/2018/wordml/cex" xmlns:w16cid="http://schemas.microsoft.com/office/word/2016/wordml/cid" xmlns:w16="http://schemas.microsoft.com/office/word/2018/wordml" xmlns:w16sdtdh="http://schemas.microsoft.com/office/word/2020/wordml/sdtdatahash" xmlns:w16se="http://schemas.microsoft.com/office/word/2015/wordml/symex" xmlns:wpg="http://schemas.microsoft.com/office/word/2010/wordprocessingGroup" xmlns:wpi="http://schemas.microsoft.com/office/word/2010/wordprocessingInk" xmlns:wne="http://schemas.microsoft.com/office/word/2006/wordml" xmlns:wps="http://schemas.microsoft.com/office/word/2010/wordprocessingShape" mc:Ignorable="w14 w15 w16se w16cid w16 w16cex w16sdtdh wp14">
   <w:footnote w:type="separator" w:id="-1">
@@ -1761,16 +2350,6 @@
   <w:p>
     <w:pPr>
       <w:pStyle w:val="Header"/>
-    </w:pPr>
-  </w:p>
-</w:hdr>
-</file>
-
-<file path=word/header2.xml><?xml version="1.0" encoding="utf-8"?>
-<w:hdr xmlns:wpc="http://schemas.microsoft.com/office/word/2010/wordprocessingCanvas" xmlns:cx="http://schemas.microsoft.com/office/drawing/2014/chartex" xmlns:cx1="http://schemas.microsoft.com/office/drawing/2015/9/8/chartex" xmlns:cx2="http://schemas.microsoft.com/office/drawing/2015/10/21/chartex" xmlns:cx3="http://schemas.microsoft.com/office/drawing/2016/5/9/chartex" xmlns:cx4="http://schemas.microsoft.com/office/drawing/2016/5/10/chartex" xmlns:cx5="http://schemas.microsoft.com/office/drawing/2016/5/11/chartex" xmlns:cx6="http://schemas.microsoft.com/office/drawing/2016/5/12/chartex" xmlns:cx7="http://schemas.microsoft.com/office/drawing/2016/5/13/chartex" xmlns:cx8="http://schemas.microsoft.com/office/drawing/2016/5/14/chartex" xmlns:mc="http://schemas.openxmlformats.org/markup-compatibility/2006" xmlns:aink="http://schemas.microsoft.com/office/drawing/2016/ink" xmlns:am3d="http://schemas.microsoft.com/office/drawing/2017/model3d" xmlns:o="urn:schemas-microsoft-com:office:office" xmlns:r="http://schemas.openxmlformats.org/officeDocument/2006/relationships" xmlns:m="http://schemas.openxmlformats.org/officeDocument/2006/math" xmlns:v="urn:schemas-microsoft-com:vml" xmlns:wp14="http://schemas.microsoft.com/office/word/2010/wordprocessingDrawing" xmlns:wp="http://schemas.openxmlformats.org/drawingml/2006/wordprocessingDrawing" xmlns:w10="urn:schemas-microsoft-com:office:word" xmlns:w="http://schemas.openxmlformats.org/wordprocessingml/2006/main" xmlns:w14="http://schemas.microsoft.com/office/word/2010/wordml" xmlns:w15="http://schemas.microsoft.com/office/word/2012/wordml" xmlns:w16cex="http://schemas.microsoft.com/office/word/2018/wordml/cex" xmlns:w16cid="http://schemas.microsoft.com/office/word/2016/wordml/cid" xmlns:w16="http://schemas.microsoft.com/office/word/2018/wordml" xmlns:w16sdtdh="http://schemas.microsoft.com/office/word/2020/wordml/sdtdatahash" xmlns:w16se="http://schemas.microsoft.com/office/word/2015/wordml/symex" xmlns:wpg="http://schemas.microsoft.com/office/word/2010/wordprocessingGroup" xmlns:wpi="http://schemas.microsoft.com/office/word/2010/wordprocessingInk" xmlns:wne="http://schemas.microsoft.com/office/word/2006/wordml" xmlns:wps="http://schemas.microsoft.com/office/word/2010/wordprocessingShape" mc:Ignorable="w14 w15 w16se w16cid w16 w16cex w16sdtdh wp14">
-  <w:p>
-    <w:pPr>
-      <w:pStyle w:val="Header"/>
       <w:rPr>
         <w:lang w:val="en-US"/>
       </w:rPr>
@@ -1781,16 +2360,6 @@
       </w:rPr>
       <w:t>ST10073464</w:t>
     </w:r>
-  </w:p>
-</w:hdr>
-</file>
-
-<file path=word/header3.xml><?xml version="1.0" encoding="utf-8"?>
-<w:hdr xmlns:wpc="http://schemas.microsoft.com/office/word/2010/wordprocessingCanvas" xmlns:cx="http://schemas.microsoft.com/office/drawing/2014/chartex" xmlns:cx1="http://schemas.microsoft.com/office/drawing/2015/9/8/chartex" xmlns:cx2="http://schemas.microsoft.com/office/drawing/2015/10/21/chartex" xmlns:cx3="http://schemas.microsoft.com/office/drawing/2016/5/9/chartex" xmlns:cx4="http://schemas.microsoft.com/office/drawing/2016/5/10/chartex" xmlns:cx5="http://schemas.microsoft.com/office/drawing/2016/5/11/chartex" xmlns:cx6="http://schemas.microsoft.com/office/drawing/2016/5/12/chartex" xmlns:cx7="http://schemas.microsoft.com/office/drawing/2016/5/13/chartex" xmlns:cx8="http://schemas.microsoft.com/office/drawing/2016/5/14/chartex" xmlns:mc="http://schemas.openxmlformats.org/markup-compatibility/2006" xmlns:aink="http://schemas.microsoft.com/office/drawing/2016/ink" xmlns:am3d="http://schemas.microsoft.com/office/drawing/2017/model3d" xmlns:o="urn:schemas-microsoft-com:office:office" xmlns:r="http://schemas.openxmlformats.org/officeDocument/2006/relationships" xmlns:m="http://schemas.openxmlformats.org/officeDocument/2006/math" xmlns:v="urn:schemas-microsoft-com:vml" xmlns:wp14="http://schemas.microsoft.com/office/word/2010/wordprocessingDrawing" xmlns:wp="http://schemas.openxmlformats.org/drawingml/2006/wordprocessingDrawing" xmlns:w10="urn:schemas-microsoft-com:office:word" xmlns:w="http://schemas.openxmlformats.org/wordprocessingml/2006/main" xmlns:w14="http://schemas.microsoft.com/office/word/2010/wordml" xmlns:w15="http://schemas.microsoft.com/office/word/2012/wordml" xmlns:w16cex="http://schemas.microsoft.com/office/word/2018/wordml/cex" xmlns:w16cid="http://schemas.microsoft.com/office/word/2016/wordml/cid" xmlns:w16="http://schemas.microsoft.com/office/word/2018/wordml" xmlns:w16sdtdh="http://schemas.microsoft.com/office/word/2020/wordml/sdtdatahash" xmlns:w16se="http://schemas.microsoft.com/office/word/2015/wordml/symex" xmlns:wpg="http://schemas.microsoft.com/office/word/2010/wordprocessingGroup" xmlns:wpi="http://schemas.microsoft.com/office/word/2010/wordprocessingInk" xmlns:wne="http://schemas.microsoft.com/office/word/2006/wordml" xmlns:wps="http://schemas.microsoft.com/office/word/2010/wordprocessingShape" mc:Ignorable="w14 w15 w16se w16cid w16 w16cex w16sdtdh wp14">
-  <w:p>
-    <w:pPr>
-      <w:pStyle w:val="Header"/>
-    </w:pPr>
   </w:p>
 </w:hdr>
 </file>

--- a/docs/Raceday_ERD.docx
+++ b/docs/Raceday_ERD.docx
@@ -166,6 +166,11 @@
     </w:tbl>
     <w:p/>
     <w:p>
+      <w:pPr>
+        <w:rPr>
+          <w:lang w:val="en-US"/>
+        </w:rPr>
+      </w:pPr>
       <w:r>
         <w:rPr>
           <w:lang w:val="en-US"/>
@@ -179,6 +184,7 @@
         <w:t>A</w:t>
       </w:r>
     </w:p>
+    <w:p/>
     <w:p/>
     <w:p/>
     <w:p/>

--- a/docs/Raceday_ERD.docx
+++ b/docs/Raceday_ERD.docx
@@ -175,13 +175,7 @@
         <w:rPr>
           <w:lang w:val="en-US"/>
         </w:rPr>
-        <w:t xml:space="preserve">Section </w:t>
-      </w:r>
-      <w:r>
-        <w:rPr>
-          <w:lang w:val="en-US"/>
-        </w:rPr>
-        <w:t>A</w:t>
+        <w:t>Section A</w:t>
       </w:r>
     </w:p>
     <w:p/>
@@ -735,7 +729,7 @@
         <w:tblLook w:val="04A0" w:firstRow="1" w:lastRow="0" w:firstColumn="1" w:lastColumn="0" w:noHBand="0" w:noVBand="1"/>
       </w:tblPr>
       <w:tblGrid>
-        <w:gridCol w:w="3827"/>
+        <w:gridCol w:w="3960"/>
       </w:tblGrid>
       <w:tr>
         <w:trPr>
@@ -767,7 +761,7 @@
                 <w:bCs/>
                 <w:color w:val="FFFFFF"/>
               </w:rPr>
-              <w:t>Users</w:t>
+              <w:t>Events</w:t>
             </w:r>
           </w:p>
         </w:tc>
@@ -810,7 +804,7 @@
                 <w:b/>
                 <w:bCs/>
               </w:rPr>
-              <w:t>UserId</w:t>
+              <w:t>EventId</w:t>
             </w:r>
             <w:proofErr w:type="spellEnd"/>
             <w:r>
@@ -867,7 +861,7 @@
                 <w:b/>
                 <w:bCs/>
               </w:rPr>
-              <w:t>RoleId</w:t>
+              <w:t>OrganiserId</w:t>
             </w:r>
             <w:proofErr w:type="spellEnd"/>
             <w:r>
@@ -908,224 +902,99 @@
                 <w:rFonts w:eastAsia="Times New Roman"/>
               </w:rPr>
             </w:pPr>
-            <w:proofErr w:type="gramStart"/>
-            <w:r>
-              <w:rPr>
-                <w:rFonts w:eastAsia="Times New Roman"/>
-              </w:rPr>
-              <w:t>FirstName :</w:t>
-            </w:r>
-            <w:proofErr w:type="gramEnd"/>
-            <w:r>
-              <w:rPr>
-                <w:rFonts w:eastAsia="Times New Roman"/>
-              </w:rPr>
-              <w:t xml:space="preserve"> VARCHAR(80)</w:t>
-            </w:r>
-          </w:p>
-        </w:tc>
-      </w:tr>
-      <w:tr>
-        <w:trPr>
-          <w:tblCellSpacing w:w="0" w:type="dxa"/>
-        </w:trPr>
-        <w:tc>
-          <w:tcPr>
-            <w:tcW w:w="0" w:type="auto"/>
-            <w:tcBorders>
-              <w:top w:val="outset" w:sz="6" w:space="0" w:color="auto"/>
-              <w:left w:val="outset" w:sz="6" w:space="0" w:color="auto"/>
-              <w:bottom w:val="outset" w:sz="6" w:space="0" w:color="auto"/>
-              <w:right w:val="outset" w:sz="6" w:space="0" w:color="auto"/>
-            </w:tcBorders>
-            <w:vAlign w:val="center"/>
-            <w:hideMark/>
-          </w:tcPr>
-          <w:p>
-            <w:pPr>
-              <w:rPr>
-                <w:rFonts w:eastAsia="Times New Roman"/>
-              </w:rPr>
-            </w:pPr>
-            <w:proofErr w:type="gramStart"/>
-            <w:r>
-              <w:rPr>
-                <w:rFonts w:eastAsia="Times New Roman"/>
-              </w:rPr>
-              <w:t>LastName :</w:t>
-            </w:r>
-            <w:proofErr w:type="gramEnd"/>
-            <w:r>
-              <w:rPr>
-                <w:rFonts w:eastAsia="Times New Roman"/>
-              </w:rPr>
-              <w:t xml:space="preserve"> VARCHAR(80)</w:t>
-            </w:r>
-          </w:p>
-        </w:tc>
-      </w:tr>
-      <w:tr>
-        <w:trPr>
-          <w:tblCellSpacing w:w="0" w:type="dxa"/>
-        </w:trPr>
-        <w:tc>
-          <w:tcPr>
-            <w:tcW w:w="0" w:type="auto"/>
-            <w:tcBorders>
-              <w:top w:val="outset" w:sz="6" w:space="0" w:color="auto"/>
-              <w:left w:val="outset" w:sz="6" w:space="0" w:color="auto"/>
-              <w:bottom w:val="outset" w:sz="6" w:space="0" w:color="auto"/>
-              <w:right w:val="outset" w:sz="6" w:space="0" w:color="auto"/>
-            </w:tcBorders>
-            <w:vAlign w:val="center"/>
-            <w:hideMark/>
-          </w:tcPr>
-          <w:p>
-            <w:pPr>
-              <w:rPr>
-                <w:rFonts w:eastAsia="Times New Roman"/>
-              </w:rPr>
-            </w:pPr>
-            <w:proofErr w:type="gramStart"/>
-            <w:r>
-              <w:rPr>
-                <w:rFonts w:eastAsia="Times New Roman"/>
-              </w:rPr>
-              <w:t>Email :</w:t>
-            </w:r>
-            <w:proofErr w:type="gramEnd"/>
-            <w:r>
-              <w:rPr>
-                <w:rFonts w:eastAsia="Times New Roman"/>
-              </w:rPr>
-              <w:t xml:space="preserve"> VARCHAR(255) UNIQUE</w:t>
-            </w:r>
-          </w:p>
-        </w:tc>
-      </w:tr>
-      <w:tr>
-        <w:trPr>
-          <w:tblCellSpacing w:w="0" w:type="dxa"/>
-        </w:trPr>
-        <w:tc>
-          <w:tcPr>
-            <w:tcW w:w="0" w:type="auto"/>
-            <w:tcBorders>
-              <w:top w:val="outset" w:sz="6" w:space="0" w:color="auto"/>
-              <w:left w:val="outset" w:sz="6" w:space="0" w:color="auto"/>
-              <w:bottom w:val="outset" w:sz="6" w:space="0" w:color="auto"/>
-              <w:right w:val="outset" w:sz="6" w:space="0" w:color="auto"/>
-            </w:tcBorders>
-            <w:vAlign w:val="center"/>
-            <w:hideMark/>
-          </w:tcPr>
-          <w:p>
-            <w:pPr>
-              <w:rPr>
-                <w:rFonts w:eastAsia="Times New Roman"/>
-              </w:rPr>
-            </w:pPr>
-            <w:proofErr w:type="spellStart"/>
-            <w:proofErr w:type="gramStart"/>
-            <w:r>
-              <w:rPr>
-                <w:rFonts w:eastAsia="Times New Roman"/>
-              </w:rPr>
-              <w:t>PasswordHash</w:t>
-            </w:r>
-            <w:proofErr w:type="spellEnd"/>
-            <w:r>
-              <w:rPr>
-                <w:rFonts w:eastAsia="Times New Roman"/>
-              </w:rPr>
-              <w:t xml:space="preserve"> :</w:t>
-            </w:r>
-            <w:proofErr w:type="gramEnd"/>
-            <w:r>
-              <w:rPr>
-                <w:rFonts w:eastAsia="Times New Roman"/>
-              </w:rPr>
-              <w:t xml:space="preserve"> VARCHAR(500)</w:t>
-            </w:r>
-          </w:p>
-        </w:tc>
-      </w:tr>
-      <w:tr>
-        <w:trPr>
-          <w:tblCellSpacing w:w="0" w:type="dxa"/>
-        </w:trPr>
-        <w:tc>
-          <w:tcPr>
-            <w:tcW w:w="0" w:type="auto"/>
-            <w:tcBorders>
-              <w:top w:val="outset" w:sz="6" w:space="0" w:color="auto"/>
-              <w:left w:val="outset" w:sz="6" w:space="0" w:color="auto"/>
-              <w:bottom w:val="outset" w:sz="6" w:space="0" w:color="auto"/>
-              <w:right w:val="outset" w:sz="6" w:space="0" w:color="auto"/>
-            </w:tcBorders>
-            <w:vAlign w:val="center"/>
-            <w:hideMark/>
-          </w:tcPr>
-          <w:p>
-            <w:pPr>
-              <w:rPr>
-                <w:rFonts w:eastAsia="Times New Roman"/>
-              </w:rPr>
-            </w:pPr>
-            <w:proofErr w:type="spellStart"/>
-            <w:proofErr w:type="gramStart"/>
-            <w:r>
-              <w:rPr>
-                <w:rFonts w:eastAsia="Times New Roman"/>
-              </w:rPr>
-              <w:t>PhoneNumber</w:t>
-            </w:r>
-            <w:proofErr w:type="spellEnd"/>
-            <w:r>
-              <w:rPr>
-                <w:rFonts w:eastAsia="Times New Roman"/>
-              </w:rPr>
-              <w:t xml:space="preserve"> :</w:t>
-            </w:r>
-            <w:proofErr w:type="gramEnd"/>
-            <w:r>
-              <w:rPr>
-                <w:rFonts w:eastAsia="Times New Roman"/>
-              </w:rPr>
-              <w:t xml:space="preserve"> VARCHAR(30)</w:t>
-            </w:r>
-          </w:p>
-        </w:tc>
-      </w:tr>
-      <w:tr>
-        <w:trPr>
-          <w:tblCellSpacing w:w="0" w:type="dxa"/>
-        </w:trPr>
-        <w:tc>
-          <w:tcPr>
-            <w:tcW w:w="0" w:type="auto"/>
-            <w:tcBorders>
-              <w:top w:val="outset" w:sz="6" w:space="0" w:color="auto"/>
-              <w:left w:val="outset" w:sz="6" w:space="0" w:color="auto"/>
-              <w:bottom w:val="outset" w:sz="6" w:space="0" w:color="auto"/>
-              <w:right w:val="outset" w:sz="6" w:space="0" w:color="auto"/>
-            </w:tcBorders>
-            <w:vAlign w:val="center"/>
-            <w:hideMark/>
-          </w:tcPr>
-          <w:p>
-            <w:pPr>
-              <w:rPr>
-                <w:rFonts w:eastAsia="Times New Roman"/>
-              </w:rPr>
-            </w:pPr>
-            <w:proofErr w:type="spellStart"/>
-            <w:proofErr w:type="gramStart"/>
-            <w:r>
-              <w:rPr>
-                <w:rFonts w:eastAsia="Times New Roman"/>
-              </w:rPr>
-              <w:t>DateOfBirth</w:t>
+            <w:proofErr w:type="spellStart"/>
+            <w:proofErr w:type="gramStart"/>
+            <w:r>
+              <w:rPr>
+                <w:rFonts w:eastAsia="Times New Roman"/>
+              </w:rPr>
+              <w:t>EventName</w:t>
+            </w:r>
+            <w:proofErr w:type="spellEnd"/>
+            <w:r>
+              <w:rPr>
+                <w:rFonts w:eastAsia="Times New Roman"/>
+              </w:rPr>
+              <w:t xml:space="preserve"> :</w:t>
+            </w:r>
+            <w:proofErr w:type="gramEnd"/>
+            <w:r>
+              <w:rPr>
+                <w:rFonts w:eastAsia="Times New Roman"/>
+              </w:rPr>
+              <w:t xml:space="preserve"> NVARCHAR(150)</w:t>
+            </w:r>
+          </w:p>
+        </w:tc>
+      </w:tr>
+      <w:tr>
+        <w:trPr>
+          <w:tblCellSpacing w:w="0" w:type="dxa"/>
+        </w:trPr>
+        <w:tc>
+          <w:tcPr>
+            <w:tcW w:w="0" w:type="auto"/>
+            <w:tcBorders>
+              <w:top w:val="outset" w:sz="6" w:space="0" w:color="auto"/>
+              <w:left w:val="outset" w:sz="6" w:space="0" w:color="auto"/>
+              <w:bottom w:val="outset" w:sz="6" w:space="0" w:color="auto"/>
+              <w:right w:val="outset" w:sz="6" w:space="0" w:color="auto"/>
+            </w:tcBorders>
+            <w:vAlign w:val="center"/>
+            <w:hideMark/>
+          </w:tcPr>
+          <w:p>
+            <w:pPr>
+              <w:rPr>
+                <w:rFonts w:eastAsia="Times New Roman"/>
+              </w:rPr>
+            </w:pPr>
+            <w:proofErr w:type="gramStart"/>
+            <w:r>
+              <w:rPr>
+                <w:rFonts w:eastAsia="Times New Roman"/>
+              </w:rPr>
+              <w:t>Description :</w:t>
+            </w:r>
+            <w:proofErr w:type="gramEnd"/>
+            <w:r>
+              <w:rPr>
+                <w:rFonts w:eastAsia="Times New Roman"/>
+              </w:rPr>
+              <w:t xml:space="preserve"> NVARCHAR(1000)</w:t>
+            </w:r>
+          </w:p>
+        </w:tc>
+      </w:tr>
+      <w:tr>
+        <w:trPr>
+          <w:tblCellSpacing w:w="0" w:type="dxa"/>
+        </w:trPr>
+        <w:tc>
+          <w:tcPr>
+            <w:tcW w:w="0" w:type="auto"/>
+            <w:tcBorders>
+              <w:top w:val="outset" w:sz="6" w:space="0" w:color="auto"/>
+              <w:left w:val="outset" w:sz="6" w:space="0" w:color="auto"/>
+              <w:bottom w:val="outset" w:sz="6" w:space="0" w:color="auto"/>
+              <w:right w:val="outset" w:sz="6" w:space="0" w:color="auto"/>
+            </w:tcBorders>
+            <w:vAlign w:val="center"/>
+            <w:hideMark/>
+          </w:tcPr>
+          <w:p>
+            <w:pPr>
+              <w:rPr>
+                <w:rFonts w:eastAsia="Times New Roman"/>
+              </w:rPr>
+            </w:pPr>
+            <w:proofErr w:type="spellStart"/>
+            <w:proofErr w:type="gramStart"/>
+            <w:r>
+              <w:rPr>
+                <w:rFonts w:eastAsia="Times New Roman"/>
+              </w:rPr>
+              <w:t>EventDate</w:t>
             </w:r>
             <w:proofErr w:type="spellEnd"/>
             <w:r>
@@ -1166,27 +1035,160 @@
                 <w:rFonts w:eastAsia="Times New Roman"/>
               </w:rPr>
             </w:pPr>
-            <w:proofErr w:type="spellStart"/>
-            <w:proofErr w:type="gramStart"/>
-            <w:r>
-              <w:rPr>
-                <w:rFonts w:eastAsia="Times New Roman"/>
-              </w:rPr>
-              <w:t>ProfilePictureUrl</w:t>
-            </w:r>
-            <w:proofErr w:type="spellEnd"/>
-            <w:r>
-              <w:rPr>
-                <w:rFonts w:eastAsia="Times New Roman"/>
-              </w:rPr>
-              <w:t xml:space="preserve"> :</w:t>
-            </w:r>
-            <w:proofErr w:type="gramEnd"/>
-            <w:r>
-              <w:rPr>
-                <w:rFonts w:eastAsia="Times New Roman"/>
-              </w:rPr>
-              <w:t xml:space="preserve"> VARCHAR(1000)</w:t>
+            <w:proofErr w:type="gramStart"/>
+            <w:r>
+              <w:rPr>
+                <w:rFonts w:eastAsia="Times New Roman"/>
+              </w:rPr>
+              <w:t>Location :</w:t>
+            </w:r>
+            <w:proofErr w:type="gramEnd"/>
+            <w:r>
+              <w:rPr>
+                <w:rFonts w:eastAsia="Times New Roman"/>
+              </w:rPr>
+              <w:t xml:space="preserve"> NVARCHAR(200)</w:t>
+            </w:r>
+          </w:p>
+        </w:tc>
+      </w:tr>
+      <w:tr>
+        <w:trPr>
+          <w:tblCellSpacing w:w="0" w:type="dxa"/>
+        </w:trPr>
+        <w:tc>
+          <w:tcPr>
+            <w:tcW w:w="0" w:type="auto"/>
+            <w:tcBorders>
+              <w:top w:val="outset" w:sz="6" w:space="0" w:color="auto"/>
+              <w:left w:val="outset" w:sz="6" w:space="0" w:color="auto"/>
+              <w:bottom w:val="outset" w:sz="6" w:space="0" w:color="auto"/>
+              <w:right w:val="outset" w:sz="6" w:space="0" w:color="auto"/>
+            </w:tcBorders>
+            <w:vAlign w:val="center"/>
+            <w:hideMark/>
+          </w:tcPr>
+          <w:p>
+            <w:pPr>
+              <w:rPr>
+                <w:rFonts w:eastAsia="Times New Roman"/>
+              </w:rPr>
+            </w:pPr>
+            <w:proofErr w:type="spellStart"/>
+            <w:proofErr w:type="gramStart"/>
+            <w:r>
+              <w:rPr>
+                <w:rFonts w:eastAsia="Times New Roman"/>
+              </w:rPr>
+              <w:t>DistanceKm</w:t>
+            </w:r>
+            <w:proofErr w:type="spellEnd"/>
+            <w:r>
+              <w:rPr>
+                <w:rFonts w:eastAsia="Times New Roman"/>
+              </w:rPr>
+              <w:t xml:space="preserve"> :</w:t>
+            </w:r>
+            <w:proofErr w:type="gramEnd"/>
+            <w:r>
+              <w:rPr>
+                <w:rFonts w:eastAsia="Times New Roman"/>
+              </w:rPr>
+              <w:t xml:space="preserve"> DECIMAL(6,2)</w:t>
+            </w:r>
+          </w:p>
+        </w:tc>
+      </w:tr>
+      <w:tr>
+        <w:trPr>
+          <w:tblCellSpacing w:w="0" w:type="dxa"/>
+        </w:trPr>
+        <w:tc>
+          <w:tcPr>
+            <w:tcW w:w="0" w:type="auto"/>
+            <w:tcBorders>
+              <w:top w:val="outset" w:sz="6" w:space="0" w:color="auto"/>
+              <w:left w:val="outset" w:sz="6" w:space="0" w:color="auto"/>
+              <w:bottom w:val="outset" w:sz="6" w:space="0" w:color="auto"/>
+              <w:right w:val="outset" w:sz="6" w:space="0" w:color="auto"/>
+            </w:tcBorders>
+            <w:vAlign w:val="center"/>
+            <w:hideMark/>
+          </w:tcPr>
+          <w:p>
+            <w:pPr>
+              <w:rPr>
+                <w:rFonts w:eastAsia="Times New Roman"/>
+              </w:rPr>
+            </w:pPr>
+            <w:proofErr w:type="spellStart"/>
+            <w:proofErr w:type="gramStart"/>
+            <w:r>
+              <w:rPr>
+                <w:rFonts w:eastAsia="Times New Roman"/>
+              </w:rPr>
+              <w:t>EventType</w:t>
+            </w:r>
+            <w:proofErr w:type="spellEnd"/>
+            <w:r>
+              <w:rPr>
+                <w:rFonts w:eastAsia="Times New Roman"/>
+              </w:rPr>
+              <w:t xml:space="preserve"> :</w:t>
+            </w:r>
+            <w:proofErr w:type="gramEnd"/>
+            <w:r>
+              <w:rPr>
+                <w:rFonts w:eastAsia="Times New Roman"/>
+              </w:rPr>
+              <w:t xml:space="preserve"> NVARCHAR(20)</w:t>
+            </w:r>
+          </w:p>
+        </w:tc>
+      </w:tr>
+      <w:tr>
+        <w:trPr>
+          <w:tblCellSpacing w:w="0" w:type="dxa"/>
+        </w:trPr>
+        <w:tc>
+          <w:tcPr>
+            <w:tcW w:w="0" w:type="auto"/>
+            <w:tcBorders>
+              <w:top w:val="outset" w:sz="6" w:space="0" w:color="auto"/>
+              <w:left w:val="outset" w:sz="6" w:space="0" w:color="auto"/>
+              <w:bottom w:val="outset" w:sz="6" w:space="0" w:color="auto"/>
+              <w:right w:val="outset" w:sz="6" w:space="0" w:color="auto"/>
+            </w:tcBorders>
+            <w:vAlign w:val="center"/>
+            <w:hideMark/>
+          </w:tcPr>
+          <w:p>
+            <w:pPr>
+              <w:rPr>
+                <w:rFonts w:eastAsia="Times New Roman"/>
+              </w:rPr>
+            </w:pPr>
+            <w:proofErr w:type="spellStart"/>
+            <w:proofErr w:type="gramStart"/>
+            <w:r>
+              <w:rPr>
+                <w:rFonts w:eastAsia="Times New Roman"/>
+              </w:rPr>
+              <w:t>BannerImageUrl</w:t>
+            </w:r>
+            <w:proofErr w:type="spellEnd"/>
+            <w:r>
+              <w:rPr>
+                <w:rFonts w:eastAsia="Times New Roman"/>
+              </w:rPr>
+              <w:t xml:space="preserve"> :</w:t>
+            </w:r>
+            <w:proofErr w:type="gramEnd"/>
+            <w:r>
+              <w:rPr>
+                <w:rFonts w:eastAsia="Times New Roman"/>
+              </w:rPr>
+              <w:t xml:space="preserve"> NVARCHAR(1000)</w:t>
             </w:r>
           </w:p>
         </w:tc>
